--- a/docs/Dream_Job_Technical_Architecture.docx
+++ b/docs/Dream_Job_Technical_Architecture.docx
@@ -4,23 +4,18 @@
   <w:body>
     <w:p>
       <w:pPr>
-        <w:spacing w:after="0" w:before="0"/>
+        <w:spacing w:after="1440"/>
       </w:pPr>
-      <w:r>
-        <w:rPr>
-          <w:sz w:val="60"/>
-        </w:rPr>
-      </w:r>
     </w:p>
     <w:p>
       <w:pPr>
-        <w:spacing w:after="0"/>
+        <w:spacing w:before="0" w:after="1160"/>
         <w:jc w:val="left"/>
       </w:pPr>
       <w:r>
         <w:drawing>
           <wp:inline xmlns:a="http://schemas.openxmlformats.org/drawingml/2006/main" xmlns:pic="http://schemas.openxmlformats.org/drawingml/2006/picture">
-            <wp:extent cx="2103120" cy="595530"/>
+            <wp:extent cx="2834640" cy="802672"/>
             <wp:docPr id="1" name="Picture 1"/>
             <wp:cNvGraphicFramePr>
               <a:graphicFrameLocks noChangeAspect="1"/>
@@ -41,7 +36,7 @@
                   <pic:spPr>
                     <a:xfrm>
                       <a:off x="0" y="0"/>
-                      <a:ext cx="2103120" cy="595530"/>
+                      <a:ext cx="2834640" cy="802672"/>
                     </a:xfrm>
                     <a:prstGeom prst="rect"/>
                   </pic:spPr>
@@ -54,51 +49,18 @@
     </w:p>
     <w:p>
       <w:pPr>
-        <w:spacing w:after="0" w:before="0"/>
+        <w:spacing w:before="0" w:after="200" w:line="240" w:lineRule="auto"/>
       </w:pPr>
       <w:r>
         <w:rPr>
-          <w:sz w:val="300"/>
-        </w:rPr>
-      </w:r>
-    </w:p>
-    <w:p>
-      <w:pPr>
-        <w:spacing w:after="0" w:line="240" w:lineRule="auto"/>
-      </w:pPr>
-      <w:r>
-        <w:rPr>
-          <w:rFonts w:ascii="Calibri Light" w:hAnsi="Calibri Light"/>
-          <w:b w:val="0"/>
+          <w:rFonts w:ascii="Calibri" w:hAnsi="Calibri"/>
+          <w:b/>
           <w:i w:val="0"/>
           <w:color w:val="1B1F2A"/>
-          <w:sz w:val="72"/>
+          <w:sz w:val="68"/>
         </w:rPr>
         <w:t>Technical Architecture</w:t>
       </w:r>
-    </w:p>
-    <w:p>
-      <w:pPr>
-        <w:spacing w:before="80" w:after="320"/>
-      </w:pPr>
-      <w:r>
-        <w:rPr>
-          <w:rFonts w:ascii="Calibri Light" w:hAnsi="Calibri Light"/>
-          <w:b w:val="0"/>
-          <w:i w:val="0"/>
-          <w:color w:val="5A44C4"/>
-          <w:sz w:val="32"/>
-        </w:rPr>
-        <w:t>Describes the implemented system</w:t>
-      </w:r>
-    </w:p>
-    <w:p>
-      <w:pPr>
-        <w:spacing w:before="0" w:after="600"/>
-        <w:pBdr>
-          <w:bottom w:val="single" w:sz="18" w:space="6" w:color="5A44C4"/>
-        </w:pBdr>
-      </w:pPr>
     </w:p>
     <w:tbl>
       <w:tblPr>
@@ -108,20 +70,170 @@
         <w:tblLook w:firstColumn="1" w:firstRow="1" w:lastColumn="0" w:lastRow="0" w:noHBand="0" w:noVBand="1" w:val="04A0"/>
         <w:tblLayout w:type="fixed"/>
         <w:tblCellMar>
-          <w:top w:w="50" w:type="dxa"/>
+          <w:top w:w="0" w:type="dxa"/>
           <w:left w:w="0" w:type="dxa"/>
-          <w:bottom w:w="50" w:type="dxa"/>
-          <w:right w:w="80" w:type="dxa"/>
+          <w:bottom w:w="0" w:type="dxa"/>
+          <w:right w:w="0" w:type="dxa"/>
         </w:tblCellMar>
+        <w:tblLayout w:type="fixed"/>
       </w:tblPr>
       <w:tblGrid>
-        <w:gridCol w:w="1800"/>
-        <w:gridCol w:w="5832"/>
+        <w:gridCol w:w="979"/>
+        <w:gridCol w:w="979"/>
+        <w:gridCol w:w="979"/>
+        <w:gridCol w:w="979"/>
+        <w:gridCol w:w="979"/>
       </w:tblGrid>
       <w:tr>
         <w:tc>
           <w:tcPr>
-            <w:tcW w:type="dxa" w:w="1800"/>
+            <w:tcW w:type="dxa" w:w="979"/>
+            <w:shd w:val="clear" w:color="auto" w:fill="6D54D8"/>
+            <w:tcBorders>
+              <w:top w:val="single" w:sz="2" w:space="0" w:color="6D54D8"/>
+              <w:left w:val="single" w:sz="2" w:space="0" w:color="6D54D8"/>
+              <w:bottom w:val="single" w:sz="2" w:space="0" w:color="6D54D8"/>
+              <w:right w:val="single" w:sz="2" w:space="0" w:color="6D54D8"/>
+            </w:tcBorders>
+          </w:tcPr>
+          <w:p>
+            <w:pPr>
+              <w:spacing w:after="0" w:line="120" w:lineRule="exact"/>
+            </w:pPr>
+            <w:r>
+              <w:rPr>
+                <w:sz w:val="4"/>
+              </w:rPr>
+            </w:r>
+          </w:p>
+        </w:tc>
+        <w:tc>
+          <w:tcPr>
+            <w:tcW w:type="dxa" w:w="979"/>
+            <w:shd w:val="clear" w:color="auto" w:fill="2D6BC8"/>
+            <w:tcBorders>
+              <w:top w:val="single" w:sz="2" w:space="0" w:color="2D6BC8"/>
+              <w:left w:val="single" w:sz="2" w:space="0" w:color="2D6BC8"/>
+              <w:bottom w:val="single" w:sz="2" w:space="0" w:color="2D6BC8"/>
+              <w:right w:val="single" w:sz="2" w:space="0" w:color="2D6BC8"/>
+            </w:tcBorders>
+          </w:tcPr>
+          <w:p>
+            <w:pPr>
+              <w:spacing w:after="0" w:line="120" w:lineRule="exact"/>
+            </w:pPr>
+            <w:r>
+              <w:rPr>
+                <w:sz w:val="4"/>
+              </w:rPr>
+            </w:r>
+          </w:p>
+        </w:tc>
+        <w:tc>
+          <w:tcPr>
+            <w:tcW w:type="dxa" w:w="979"/>
+            <w:shd w:val="clear" w:color="auto" w:fill="0B7B73"/>
+            <w:tcBorders>
+              <w:top w:val="single" w:sz="2" w:space="0" w:color="0B7B73"/>
+              <w:left w:val="single" w:sz="2" w:space="0" w:color="0B7B73"/>
+              <w:bottom w:val="single" w:sz="2" w:space="0" w:color="0B7B73"/>
+              <w:right w:val="single" w:sz="2" w:space="0" w:color="0B7B73"/>
+            </w:tcBorders>
+          </w:tcPr>
+          <w:p>
+            <w:pPr>
+              <w:spacing w:after="0" w:line="120" w:lineRule="exact"/>
+            </w:pPr>
+            <w:r>
+              <w:rPr>
+                <w:sz w:val="4"/>
+              </w:rPr>
+            </w:r>
+          </w:p>
+        </w:tc>
+        <w:tc>
+          <w:tcPr>
+            <w:tcW w:type="dxa" w:w="979"/>
+            <w:shd w:val="clear" w:color="auto" w:fill="9F6011"/>
+            <w:tcBorders>
+              <w:top w:val="single" w:sz="2" w:space="0" w:color="9F6011"/>
+              <w:left w:val="single" w:sz="2" w:space="0" w:color="9F6011"/>
+              <w:bottom w:val="single" w:sz="2" w:space="0" w:color="9F6011"/>
+              <w:right w:val="single" w:sz="2" w:space="0" w:color="9F6011"/>
+            </w:tcBorders>
+          </w:tcPr>
+          <w:p>
+            <w:pPr>
+              <w:spacing w:after="0" w:line="120" w:lineRule="exact"/>
+            </w:pPr>
+            <w:r>
+              <w:rPr>
+                <w:sz w:val="4"/>
+              </w:rPr>
+            </w:r>
+          </w:p>
+        </w:tc>
+        <w:tc>
+          <w:tcPr>
+            <w:tcW w:type="dxa" w:w="979"/>
+            <w:shd w:val="clear" w:color="auto" w:fill="BC3D66"/>
+            <w:tcBorders>
+              <w:top w:val="single" w:sz="2" w:space="0" w:color="BC3D66"/>
+              <w:left w:val="single" w:sz="2" w:space="0" w:color="BC3D66"/>
+              <w:bottom w:val="single" w:sz="2" w:space="0" w:color="BC3D66"/>
+              <w:right w:val="single" w:sz="2" w:space="0" w:color="BC3D66"/>
+            </w:tcBorders>
+          </w:tcPr>
+          <w:p>
+            <w:pPr>
+              <w:spacing w:after="0" w:line="120" w:lineRule="exact"/>
+            </w:pPr>
+            <w:r>
+              <w:rPr>
+                <w:sz w:val="4"/>
+              </w:rPr>
+            </w:r>
+          </w:p>
+        </w:tc>
+      </w:tr>
+    </w:tbl>
+    <w:p>
+      <w:pPr>
+        <w:spacing w:before="320" w:after="4000"/>
+      </w:pPr>
+      <w:r>
+        <w:rPr>
+          <w:rFonts w:ascii="Calibri" w:hAnsi="Calibri"/>
+          <w:b w:val="0"/>
+          <w:i w:val="0"/>
+          <w:color w:val="3B4252"/>
+          <w:sz w:val="24"/>
+        </w:rPr>
+        <w:t>Dream Job · AI-assisted job discovery and application platform</w:t>
+      </w:r>
+    </w:p>
+    <w:tbl>
+      <w:tblPr>
+        <w:tblW w:type="auto" w:w="0"/>
+        <w:tblLayout w:type="fixed"/>
+        <w:tblLook w:firstColumn="1" w:firstRow="1" w:lastColumn="0" w:lastRow="0" w:noHBand="0" w:noVBand="1" w:val="04A0"/>
+        <w:tblLayout w:type="fixed"/>
+        <w:tblCellMar>
+          <w:top w:w="30" w:type="dxa"/>
+          <w:left w:w="0" w:type="dxa"/>
+          <w:bottom w:w="30" w:type="dxa"/>
+          <w:right w:w="90" w:type="dxa"/>
+        </w:tblCellMar>
+        <w:tblLayout w:type="fixed"/>
+      </w:tblPr>
+      <w:tblGrid>
+        <w:gridCol w:w="1656"/>
+        <w:gridCol w:w="7373"/>
+      </w:tblGrid>
+      <w:tr>
+        <w:tc>
+          <w:tcPr>
+            <w:tcW w:type="dxa" w:w="1656"/>
             <w:tcBorders>
               <w:top w:val="nil"/>
               <w:left w:val="nil"/>
@@ -131,7 +243,7 @@
           </w:tcPr>
           <w:p>
             <w:pPr>
-              <w:spacing w:after="0"/>
+              <w:spacing w:after="40"/>
             </w:pPr>
             <w:r/>
             <w:r>
@@ -139,17 +251,16 @@
                 <w:rFonts w:ascii="Calibri" w:hAnsi="Calibri"/>
                 <w:b/>
                 <w:i w:val="0"/>
-                <w:color w:val="8A93A3"/>
+                <w:color w:val="6B7280"/>
                 <w:sz w:val="16"/>
-                <w:spacing w:val="24"/>
               </w:rPr>
-              <w:t>DOCUMENT</w:t>
+              <w:t>VERSION</w:t>
             </w:r>
           </w:p>
         </w:tc>
         <w:tc>
           <w:tcPr>
-            <w:tcW w:type="dxa" w:w="5832"/>
+            <w:tcW w:type="dxa" w:w="7373"/>
             <w:tcBorders>
               <w:top w:val="nil"/>
               <w:left w:val="nil"/>
@@ -159,7 +270,7 @@
           </w:tcPr>
           <w:p>
             <w:pPr>
-              <w:spacing w:after="0"/>
+              <w:spacing w:after="40"/>
             </w:pPr>
             <w:r/>
             <w:r>
@@ -168,9 +279,9 @@
                 <w:b w:val="0"/>
                 <w:i w:val="0"/>
                 <w:color w:val="1B1F2A"/>
-                <w:sz w:val="21"/>
+                <w:sz w:val="20"/>
               </w:rPr>
-              <w:t>Technical Architecture (TA)</w:t>
+              <w:t>1.0</w:t>
             </w:r>
           </w:p>
         </w:tc>
@@ -178,7 +289,7 @@
       <w:tr>
         <w:tc>
           <w:tcPr>
-            <w:tcW w:type="dxa" w:w="1800"/>
+            <w:tcW w:type="dxa" w:w="1656"/>
             <w:tcBorders>
               <w:top w:val="nil"/>
               <w:left w:val="nil"/>
@@ -188,7 +299,7 @@
           </w:tcPr>
           <w:p>
             <w:pPr>
-              <w:spacing w:after="0"/>
+              <w:spacing w:after="40"/>
             </w:pPr>
             <w:r/>
             <w:r>
@@ -196,17 +307,16 @@
                 <w:rFonts w:ascii="Calibri" w:hAnsi="Calibri"/>
                 <w:b/>
                 <w:i w:val="0"/>
-                <w:color w:val="8A93A3"/>
+                <w:color w:val="6B7280"/>
                 <w:sz w:val="16"/>
-                <w:spacing w:val="24"/>
               </w:rPr>
-              <w:t>VERSION</w:t>
+              <w:t>DATE</w:t>
             </w:r>
           </w:p>
         </w:tc>
         <w:tc>
           <w:tcPr>
-            <w:tcW w:type="dxa" w:w="5832"/>
+            <w:tcW w:type="dxa" w:w="7373"/>
             <w:tcBorders>
               <w:top w:val="nil"/>
               <w:left w:val="nil"/>
@@ -216,7 +326,7 @@
           </w:tcPr>
           <w:p>
             <w:pPr>
-              <w:spacing w:after="0"/>
+              <w:spacing w:after="40"/>
             </w:pPr>
             <w:r/>
             <w:r>
@@ -225,9 +335,9 @@
                 <w:b w:val="0"/>
                 <w:i w:val="0"/>
                 <w:color w:val="1B1F2A"/>
-                <w:sz w:val="21"/>
+                <w:sz w:val="20"/>
               </w:rPr>
-              <w:t>1.0</w:t>
+              <w:t>8 September 2026</w:t>
             </w:r>
           </w:p>
         </w:tc>
@@ -235,7 +345,7 @@
       <w:tr>
         <w:tc>
           <w:tcPr>
-            <w:tcW w:type="dxa" w:w="1800"/>
+            <w:tcW w:type="dxa" w:w="1656"/>
             <w:tcBorders>
               <w:top w:val="nil"/>
               <w:left w:val="nil"/>
@@ -245,7 +355,7 @@
           </w:tcPr>
           <w:p>
             <w:pPr>
-              <w:spacing w:after="0"/>
+              <w:spacing w:after="40"/>
             </w:pPr>
             <w:r/>
             <w:r>
@@ -253,17 +363,16 @@
                 <w:rFonts w:ascii="Calibri" w:hAnsi="Calibri"/>
                 <w:b/>
                 <w:i w:val="0"/>
-                <w:color w:val="8A93A3"/>
+                <w:color w:val="6B7280"/>
                 <w:sz w:val="16"/>
-                <w:spacing w:val="24"/>
               </w:rPr>
-              <w:t>DATE</w:t>
+              <w:t>AUTHOR</w:t>
             </w:r>
           </w:p>
         </w:tc>
         <w:tc>
           <w:tcPr>
-            <w:tcW w:type="dxa" w:w="5832"/>
+            <w:tcW w:type="dxa" w:w="7373"/>
             <w:tcBorders>
               <w:top w:val="nil"/>
               <w:left w:val="nil"/>
@@ -273,7 +382,7 @@
           </w:tcPr>
           <w:p>
             <w:pPr>
-              <w:spacing w:after="0"/>
+              <w:spacing w:after="40"/>
             </w:pPr>
             <w:r/>
             <w:r>
@@ -282,9 +391,9 @@
                 <w:b w:val="0"/>
                 <w:i w:val="0"/>
                 <w:color w:val="1B1F2A"/>
-                <w:sz w:val="21"/>
+                <w:sz w:val="20"/>
               </w:rPr>
-              <w:t>8 September 2026</w:t>
+              <w:t>Stephane van der Aa</w:t>
             </w:r>
           </w:p>
         </w:tc>
@@ -292,7 +401,7 @@
       <w:tr>
         <w:tc>
           <w:tcPr>
-            <w:tcW w:type="dxa" w:w="1800"/>
+            <w:tcW w:type="dxa" w:w="1656"/>
             <w:tcBorders>
               <w:top w:val="nil"/>
               <w:left w:val="nil"/>
@@ -302,7 +411,7 @@
           </w:tcPr>
           <w:p>
             <w:pPr>
-              <w:spacing w:after="0"/>
+              <w:spacing w:after="40"/>
             </w:pPr>
             <w:r/>
             <w:r>
@@ -310,17 +419,16 @@
                 <w:rFonts w:ascii="Calibri" w:hAnsi="Calibri"/>
                 <w:b/>
                 <w:i w:val="0"/>
-                <w:color w:val="8A93A3"/>
+                <w:color w:val="6B7280"/>
                 <w:sz w:val="16"/>
-                <w:spacing w:val="24"/>
               </w:rPr>
-              <w:t>AUTHOR</w:t>
+              <w:t>STATUS</w:t>
             </w:r>
           </w:p>
         </w:tc>
         <w:tc>
           <w:tcPr>
-            <w:tcW w:type="dxa" w:w="5832"/>
+            <w:tcW w:type="dxa" w:w="7373"/>
             <w:tcBorders>
               <w:top w:val="nil"/>
               <w:left w:val="nil"/>
@@ -330,7 +438,7 @@
           </w:tcPr>
           <w:p>
             <w:pPr>
-              <w:spacing w:after="0"/>
+              <w:spacing w:after="40"/>
             </w:pPr>
             <w:r/>
             <w:r>
@@ -339,64 +447,7 @@
                 <w:b w:val="0"/>
                 <w:i w:val="0"/>
                 <w:color w:val="1B1F2A"/>
-                <w:sz w:val="21"/>
-              </w:rPr>
-              <w:t>Stephane van der Aa</w:t>
-            </w:r>
-          </w:p>
-        </w:tc>
-      </w:tr>
-      <w:tr>
-        <w:tc>
-          <w:tcPr>
-            <w:tcW w:type="dxa" w:w="1800"/>
-            <w:tcBorders>
-              <w:top w:val="nil"/>
-              <w:left w:val="nil"/>
-              <w:bottom w:val="nil"/>
-              <w:right w:val="nil"/>
-            </w:tcBorders>
-          </w:tcPr>
-          <w:p>
-            <w:pPr>
-              <w:spacing w:after="0"/>
-            </w:pPr>
-            <w:r/>
-            <w:r>
-              <w:rPr>
-                <w:rFonts w:ascii="Calibri" w:hAnsi="Calibri"/>
-                <w:b/>
-                <w:i w:val="0"/>
-                <w:color w:val="8A93A3"/>
-                <w:sz w:val="16"/>
-                <w:spacing w:val="24"/>
-              </w:rPr>
-              <w:t>STATUS</w:t>
-            </w:r>
-          </w:p>
-        </w:tc>
-        <w:tc>
-          <w:tcPr>
-            <w:tcW w:type="dxa" w:w="5832"/>
-            <w:tcBorders>
-              <w:top w:val="nil"/>
-              <w:left w:val="nil"/>
-              <w:bottom w:val="nil"/>
-              <w:right w:val="nil"/>
-            </w:tcBorders>
-          </w:tcPr>
-          <w:p>
-            <w:pPr>
-              <w:spacing w:after="0"/>
-            </w:pPr>
-            <w:r/>
-            <w:r>
-              <w:rPr>
-                <w:rFonts w:ascii="Calibri" w:hAnsi="Calibri"/>
-                <w:b w:val="0"/>
-                <w:i w:val="0"/>
-                <w:color w:val="1B1F2A"/>
-                <w:sz w:val="21"/>
+                <w:sz w:val="20"/>
               </w:rPr>
               <w:t>Describes the implemented system</w:t>
             </w:r>
@@ -404,79 +455,6 @@
         </w:tc>
       </w:tr>
     </w:tbl>
-    <w:p>
-      <w:pPr>
-        <w:spacing w:after="0" w:before="0"/>
-      </w:pPr>
-      <w:r>
-        <w:rPr>
-          <w:sz w:val="32"/>
-        </w:rPr>
-      </w:r>
-    </w:p>
-    <w:p>
-      <w:pPr>
-        <w:spacing w:before="440"/>
-        <w:pBdr>
-          <w:top w:val="single" w:sz="4" w:space="6" w:color="DCE0E7"/>
-        </w:pBdr>
-      </w:pPr>
-      <w:r>
-        <w:rPr>
-          <w:rFonts w:ascii="Calibri" w:hAnsi="Calibri"/>
-          <w:b w:val="0"/>
-          <w:i w:val="0"/>
-          <w:color w:val="5B6472"/>
-          <w:sz w:val="18"/>
-        </w:rPr>
-        <w:t xml:space="preserve">Specifies Dream Job SRS v0.3, technology constraints </w:t>
-      </w:r>
-      <w:r>
-        <w:rPr>
-          <w:rFonts w:ascii="Calibri" w:hAnsi="Calibri"/>
-          <w:b w:val="0"/>
-          <w:i w:val="0"/>
-          <w:color w:val="5A44C4"/>
-          <w:sz w:val="18"/>
-        </w:rPr>
-        <w:t>CR-407</w:t>
-      </w:r>
-      <w:r>
-        <w:rPr>
-          <w:rFonts w:ascii="Calibri" w:hAnsi="Calibri"/>
-          <w:b w:val="0"/>
-          <w:i w:val="0"/>
-          <w:color w:val="5B6472"/>
-          <w:sz w:val="18"/>
-        </w:rPr>
-        <w:t>–</w:t>
-      </w:r>
-      <w:r>
-        <w:rPr>
-          <w:rFonts w:ascii="Calibri" w:hAnsi="Calibri"/>
-          <w:b w:val="0"/>
-          <w:i w:val="0"/>
-          <w:color w:val="5A44C4"/>
-          <w:sz w:val="18"/>
-        </w:rPr>
-        <w:t>CR-410</w:t>
-      </w:r>
-    </w:p>
-    <w:p>
-      <w:pPr>
-        <w:spacing w:before="0"/>
-      </w:pPr>
-      <w:r>
-        <w:rPr>
-          <w:rFonts w:ascii="Calibri" w:hAnsi="Calibri"/>
-          <w:b w:val="0"/>
-          <w:i w:val="0"/>
-          <w:color w:val="5B6472"/>
-          <w:sz w:val="18"/>
-        </w:rPr>
-        <w:t>Companion documents: Functional Design · DPIA</w:t>
-      </w:r>
-    </w:p>
     <w:p>
       <w:pPr>
         <w:sectPr>

--- a/docs/Dream_Job_Technical_Architecture.docx
+++ b/docs/Dream_Job_Technical_Architecture.docx
@@ -281,7 +281,7 @@
                 <w:color w:val="1B1F2A"/>
                 <w:sz w:val="20"/>
               </w:rPr>
-              <w:t>1.0</w:t>
+              <w:t>1.1</w:t>
             </w:r>
           </w:p>
         </w:tc>
@@ -337,7 +337,7 @@
                 <w:color w:val="1B1F2A"/>
                 <w:sz w:val="20"/>
               </w:rPr>
-              <w:t>8 September 2026</w:t>
+              <w:t>11 September 2026</w:t>
             </w:r>
           </w:p>
         </w:tc>
@@ -618,7 +618,7 @@
                 <w:i w:val="0"/>
                 <w:sz w:val="20"/>
               </w:rPr>
-              <w:t>1.0</w:t>
+              <w:t>1.1</w:t>
             </w:r>
           </w:p>
         </w:tc>
@@ -744,7 +744,7 @@
                 <w:i w:val="0"/>
                 <w:sz w:val="20"/>
               </w:rPr>
-              <w:t>8 September 2026</w:t>
+              <w:t>11 September 2026</w:t>
             </w:r>
           </w:p>
         </w:tc>
@@ -1806,7 +1806,7 @@
       <w:r>
         <w:drawing>
           <wp:inline xmlns:a="http://schemas.openxmlformats.org/drawingml/2006/main" xmlns:pic="http://schemas.openxmlformats.org/drawingml/2006/picture">
-            <wp:extent cx="5074920" cy="4234854"/>
+            <wp:extent cx="5074920" cy="4231655"/>
             <wp:docPr id="2" name="Picture 2"/>
             <wp:cNvGraphicFramePr>
               <a:graphicFrameLocks noChangeAspect="1"/>
@@ -1827,7 +1827,7 @@
                   <pic:spPr>
                     <a:xfrm>
                       <a:off x="0" y="0"/>
-                      <a:ext cx="5074920" cy="4234854"/>
+                      <a:ext cx="5074920" cy="4231655"/>
                     </a:xfrm>
                     <a:prstGeom prst="rect"/>
                   </pic:spPr>
@@ -1860,7 +1860,7 @@
           <w:color w:val="5B6472"/>
           <w:sz w:val="17"/>
         </w:rPr>
-        <w:t>The system in one picture: the SPA talks only to the API, the pipeline reaches the outside world only through the five modules below it, and SQL is written in exactly one layer.</w:t>
+        <w:t>The system in one picture: the SPA talks only to the API, the pipeline reaches the outside world only through the shared service modules below it, and SQL is written in exactly one layer.</w:t>
       </w:r>
     </w:p>
     <w:p>
@@ -1878,7 +1878,7 @@
           <w:b w:val="0"/>
           <w:i w:val="0"/>
         </w:rPr>
-        <w:t xml:space="preserve"> 172 Python modules / 72,820 lines · 113 JS modules / 34,082 lines · 17 test files / 13,406 lines · </w:t>
+        <w:t xml:space="preserve"> 219 Python modules / 110,773 lines · 140 JS modules / 40,650 lines · 94 test files / 51,165 lines · </w:t>
       </w:r>
       <w:r>
         <w:rPr>
@@ -1886,7 +1886,7 @@
           <w:b/>
           <w:i w:val="0"/>
         </w:rPr>
-        <w:t>507 tests</w:t>
+        <w:t>1,725 tests pass offline</w:t>
       </w:r>
       <w:r>
         <w:rPr>
@@ -1894,7 +1894,7 @@
           <w:b w:val="0"/>
           <w:i w:val="0"/>
         </w:rPr>
-        <w:t xml:space="preserve"> · 10 migrations · 21 versioned prompt templates.</w:t>
+        <w:t xml:space="preserve"> · 34 migrations · 24 versioned prompt templates · 29 source adapters.</w:t>
       </w:r>
     </w:p>
     <w:p>
@@ -1906,7 +1906,7 @@
       <w:r>
         <w:drawing>
           <wp:inline xmlns:a="http://schemas.openxmlformats.org/drawingml/2006/main" xmlns:pic="http://schemas.openxmlformats.org/drawingml/2006/picture">
-            <wp:extent cx="5257800" cy="2799608"/>
+            <wp:extent cx="5257800" cy="2825266"/>
             <wp:docPr id="3" name="Picture 3"/>
             <wp:cNvGraphicFramePr>
               <a:graphicFrameLocks noChangeAspect="1"/>
@@ -1927,7 +1927,7 @@
                   <pic:spPr>
                     <a:xfrm>
                       <a:off x="0" y="0"/>
-                      <a:ext cx="5257800" cy="2799608"/>
+                      <a:ext cx="5257800" cy="2825266"/>
                     </a:xfrm>
                     <a:prstGeom prst="rect"/>
                   </pic:spPr>
@@ -1960,7 +1960,7 @@
           <w:color w:val="5B6472"/>
           <w:sz w:val="17"/>
         </w:rPr>
-        <w:t>Where the 120,308 lines sit. The pipeline package is 29% of the backend on its own; tests are 11% of everything written.</w:t>
+        <w:t>Where the 110,773 backend lines sit. The pipeline package is 38% of the backend on its own; the tests are a further 51,165 lines.</w:t>
       </w:r>
     </w:p>
     <w:p>
@@ -2008,7 +2008,7 @@
           <w:b w:val="0"/>
           <w:i w:val="0"/>
         </w:rPr>
-        <w:t xml:space="preserve"> rather than aspirational — each is a property of one module, not a convention 172 modules have to remember.</w:t>
+        <w:t xml:space="preserve"> rather than aspirational — each is a property of one module, not a convention 219 modules have to remember. Two more funnels were added as the Discover phase grew: the employer-kind verdict and the company-domain decision.</w:t>
       </w:r>
     </w:p>
     <w:p>
@@ -2020,7 +2020,7 @@
       <w:r>
         <w:drawing>
           <wp:inline xmlns:a="http://schemas.openxmlformats.org/drawingml/2006/main" xmlns:pic="http://schemas.openxmlformats.org/drawingml/2006/picture">
-            <wp:extent cx="5760720" cy="4454434"/>
+            <wp:extent cx="5760720" cy="4455421"/>
             <wp:docPr id="4" name="Picture 4"/>
             <wp:cNvGraphicFramePr>
               <a:graphicFrameLocks noChangeAspect="1"/>
@@ -2041,7 +2041,7 @@
                   <pic:spPr>
                     <a:xfrm>
                       <a:off x="0" y="0"/>
-                      <a:ext cx="5760720" cy="4454434"/>
+                      <a:ext cx="5760720" cy="4455421"/>
                     </a:xfrm>
                     <a:prstGeom prst="rect"/>
                   </pic:spPr>
@@ -2074,7 +2074,7 @@
           <w:color w:val="5B6472"/>
           <w:sz w:val="17"/>
         </w:rPr>
-        <w:t>The whole application narrows to five modules. Under each is the requirement that module makes true for every caller, which is why these are properties rather than conventions.</w:t>
+        <w:t>The whole application narrows to seven modules. Under each is the requirement that module makes true for every caller, which is why these are properties rather than conventions.</w:t>
       </w:r>
     </w:p>
     <w:tbl>
@@ -2777,6 +2777,7 @@
           </w:tcPr>
           <w:p>
             <w:pPr>
+              <w:keepNext/>
               <w:spacing w:before="20" w:after="20" w:line="259" w:lineRule="auto"/>
             </w:pPr>
             <w:r/>
@@ -2804,6 +2805,7 @@
           </w:tcPr>
           <w:p>
             <w:pPr>
+              <w:keepNext/>
               <w:spacing w:before="20" w:after="20" w:line="259" w:lineRule="auto"/>
             </w:pPr>
             <w:r/>
@@ -2833,6 +2835,7 @@
           </w:tcPr>
           <w:p>
             <w:pPr>
+              <w:keepNext/>
               <w:spacing w:before="20" w:after="20" w:line="259" w:lineRule="auto"/>
             </w:pPr>
             <w:r/>
@@ -2877,6 +2880,243 @@
           </w:p>
         </w:tc>
       </w:tr>
+      <w:tr>
+        <w:trPr>
+          <w:cantSplit w:val="true"/>
+        </w:trPr>
+        <w:tc>
+          <w:tcPr>
+            <w:tcW w:type="dxa" w:w="2448"/>
+            <w:tcBorders>
+              <w:top w:val="nil"/>
+              <w:left w:val="nil"/>
+              <w:bottom w:val="single" w:sz="4" w:space="0" w:color="DCE0E7"/>
+              <w:right w:val="nil"/>
+            </w:tcBorders>
+            <w:vAlign w:val="top"/>
+          </w:tcPr>
+          <w:p>
+            <w:pPr>
+              <w:keepNext/>
+              <w:spacing w:before="20" w:after="20" w:line="259" w:lineRule="auto"/>
+            </w:pPr>
+            <w:r/>
+            <w:r>
+              <w:rPr>
+                <w:rFonts w:ascii="Calibri" w:hAnsi="Calibri"/>
+                <w:b w:val="0"/>
+                <w:i w:val="0"/>
+                <w:sz w:val="19"/>
+              </w:rPr>
+              <w:t>Every employer-kind verdict</w:t>
+            </w:r>
+          </w:p>
+        </w:tc>
+        <w:tc>
+          <w:tcPr>
+            <w:tcW w:type="dxa" w:w="2664"/>
+            <w:tcBorders>
+              <w:top w:val="nil"/>
+              <w:left w:val="nil"/>
+              <w:bottom w:val="single" w:sz="4" w:space="0" w:color="DCE0E7"/>
+              <w:right w:val="nil"/>
+            </w:tcBorders>
+            <w:vAlign w:val="top"/>
+          </w:tcPr>
+          <w:p>
+            <w:pPr>
+              <w:keepNext/>
+              <w:spacing w:before="20" w:after="20" w:line="259" w:lineRule="auto"/>
+            </w:pPr>
+            <w:r/>
+            <w:r>
+              <w:rPr>
+                <w:rFonts w:ascii="Consolas" w:hAnsi="Consolas"/>
+                <w:rFonts w:ascii="Consolas" w:hAnsi="Consolas" w:cs="Consolas"/>
+                <w:b w:val="0"/>
+                <w:i w:val="0"/>
+                <w:color w:val="3D2F8F"/>
+                <w:sz w:val="17"/>
+              </w:rPr>
+              <w:t>pipeline/employer_resolver.py</w:t>
+            </w:r>
+          </w:p>
+        </w:tc>
+        <w:tc>
+          <w:tcPr>
+            <w:tcW w:type="dxa" w:w="3960"/>
+            <w:tcBorders>
+              <w:top w:val="nil"/>
+              <w:left w:val="nil"/>
+              <w:bottom w:val="single" w:sz="4" w:space="0" w:color="DCE0E7"/>
+              <w:right w:val="nil"/>
+            </w:tcBorders>
+            <w:vAlign w:val="top"/>
+          </w:tcPr>
+          <w:p>
+            <w:pPr>
+              <w:keepNext/>
+              <w:spacing w:before="20" w:after="20" w:line="259" w:lineRule="auto"/>
+            </w:pPr>
+            <w:r/>
+            <w:r>
+              <w:rPr>
+                <w:rFonts w:ascii="Calibri" w:hAnsi="Calibri"/>
+                <w:b w:val="0"/>
+                <w:i w:val="0"/>
+                <w:color w:val="5A44C4"/>
+                <w:sz w:val="19"/>
+              </w:rPr>
+              <w:t>FR-341</w:t>
+            </w:r>
+            <w:r>
+              <w:rPr>
+                <w:rFonts w:ascii="Calibri" w:hAnsi="Calibri"/>
+                <w:b w:val="0"/>
+                <w:i w:val="0"/>
+                <w:sz w:val="19"/>
+              </w:rPr>
+              <w:t xml:space="preserve">, </w:t>
+            </w:r>
+            <w:r>
+              <w:rPr>
+                <w:rFonts w:ascii="Calibri" w:hAnsi="Calibri"/>
+                <w:b w:val="0"/>
+                <w:i w:val="0"/>
+                <w:color w:val="5A44C4"/>
+                <w:sz w:val="19"/>
+              </w:rPr>
+              <w:t>NFR-402</w:t>
+            </w:r>
+            <w:r>
+              <w:rPr>
+                <w:rFonts w:ascii="Calibri" w:hAnsi="Calibri"/>
+                <w:b w:val="0"/>
+                <w:i w:val="0"/>
+                <w:sz w:val="19"/>
+              </w:rPr>
+              <w:t xml:space="preserve"> no verdict without evidence</w:t>
+            </w:r>
+          </w:p>
+        </w:tc>
+      </w:tr>
+      <w:tr>
+        <w:trPr>
+          <w:cantSplit w:val="true"/>
+        </w:trPr>
+        <w:tc>
+          <w:tcPr>
+            <w:tcW w:type="dxa" w:w="2448"/>
+            <w:tcBorders>
+              <w:top w:val="nil"/>
+              <w:left w:val="nil"/>
+              <w:bottom w:val="single" w:sz="4" w:space="0" w:color="DCE0E7"/>
+              <w:right w:val="nil"/>
+            </w:tcBorders>
+            <w:vAlign w:val="top"/>
+          </w:tcPr>
+          <w:p>
+            <w:pPr>
+              <w:spacing w:before="20" w:after="20" w:line="259" w:lineRule="auto"/>
+            </w:pPr>
+            <w:r/>
+            <w:r>
+              <w:rPr>
+                <w:rFonts w:ascii="Calibri" w:hAnsi="Calibri"/>
+                <w:b w:val="0"/>
+                <w:i w:val="0"/>
+                <w:sz w:val="19"/>
+              </w:rPr>
+              <w:t>Every company-domain decision</w:t>
+            </w:r>
+          </w:p>
+        </w:tc>
+        <w:tc>
+          <w:tcPr>
+            <w:tcW w:type="dxa" w:w="2664"/>
+            <w:tcBorders>
+              <w:top w:val="nil"/>
+              <w:left w:val="nil"/>
+              <w:bottom w:val="single" w:sz="4" w:space="0" w:color="DCE0E7"/>
+              <w:right w:val="nil"/>
+            </w:tcBorders>
+            <w:vAlign w:val="top"/>
+          </w:tcPr>
+          <w:p>
+            <w:pPr>
+              <w:spacing w:before="20" w:after="20" w:line="259" w:lineRule="auto"/>
+            </w:pPr>
+            <w:r/>
+            <w:r>
+              <w:rPr>
+                <w:rFonts w:ascii="Consolas" w:hAnsi="Consolas"/>
+                <w:rFonts w:ascii="Consolas" w:hAnsi="Consolas" w:cs="Consolas"/>
+                <w:b w:val="0"/>
+                <w:i w:val="0"/>
+                <w:color w:val="3D2F8F"/>
+                <w:sz w:val="17"/>
+              </w:rPr>
+              <w:t>pipeline/company_domains.py</w:t>
+            </w:r>
+          </w:p>
+        </w:tc>
+        <w:tc>
+          <w:tcPr>
+            <w:tcW w:type="dxa" w:w="3960"/>
+            <w:tcBorders>
+              <w:top w:val="nil"/>
+              <w:left w:val="nil"/>
+              <w:bottom w:val="single" w:sz="4" w:space="0" w:color="DCE0E7"/>
+              <w:right w:val="nil"/>
+            </w:tcBorders>
+            <w:vAlign w:val="top"/>
+          </w:tcPr>
+          <w:p>
+            <w:pPr>
+              <w:spacing w:before="20" w:after="20" w:line="259" w:lineRule="auto"/>
+            </w:pPr>
+            <w:r/>
+            <w:r>
+              <w:rPr>
+                <w:rFonts w:ascii="Calibri" w:hAnsi="Calibri"/>
+                <w:b w:val="0"/>
+                <w:i w:val="0"/>
+                <w:color w:val="5A44C4"/>
+                <w:sz w:val="19"/>
+              </w:rPr>
+              <w:t>DR-101</w:t>
+            </w:r>
+            <w:r>
+              <w:rPr>
+                <w:rFonts w:ascii="Calibri" w:hAnsi="Calibri"/>
+                <w:b w:val="0"/>
+                <w:i w:val="0"/>
+                <w:sz w:val="19"/>
+              </w:rPr>
+              <w:t xml:space="preserve"> identity, </w:t>
+            </w:r>
+            <w:r>
+              <w:rPr>
+                <w:rFonts w:ascii="Calibri" w:hAnsi="Calibri"/>
+                <w:b w:val="0"/>
+                <w:i w:val="0"/>
+                <w:color w:val="5A44C4"/>
+                <w:sz w:val="19"/>
+              </w:rPr>
+              <w:t>NFR-402</w:t>
+            </w:r>
+            <w:r>
+              <w:rPr>
+                <w:rFonts w:ascii="Calibri" w:hAnsi="Calibri"/>
+                <w:b w:val="0"/>
+                <w:i w:val="0"/>
+                <w:sz w:val="19"/>
+              </w:rPr>
+              <w:t xml:space="preserve"> provenance</w:t>
+            </w:r>
+          </w:p>
+        </w:tc>
+      </w:tr>
     </w:tbl>
     <w:p>
       <w:pPr>
@@ -3018,7 +3258,26 @@
           <w:b w:val="0"/>
           <w:i w:val="0"/>
         </w:rPr>
-        <w:t xml:space="preserve"> 71 tables split by scope:</w:t>
+        <w:t xml:space="preserve"> 87 logical tables across 34 migrations — 49 seeker-scoped, 37 shared, one migration ledger, and two FTS5 virtual tables — plus a </w:t>
+      </w:r>
+      <w:r>
+        <w:rPr>
+          <w:rFonts w:ascii="Consolas" w:hAnsi="Consolas"/>
+          <w:rFonts w:ascii="Consolas" w:hAnsi="Consolas" w:cs="Consolas"/>
+          <w:b w:val="0"/>
+          <w:i w:val="0"/>
+          <w:color w:val="3D2F8F"/>
+          <w:sz w:val="19"/>
+        </w:rPr>
+        <w:t>usable_contact</w:t>
+      </w:r>
+      <w:r>
+        <w:rPr>
+          <w:rFonts w:ascii="Calibri" w:hAnsi="Calibri"/>
+          <w:b w:val="0"/>
+          <w:i w:val="0"/>
+        </w:rPr>
+        <w:t xml:space="preserve"> view that encodes the objection rule at the database:</w:t>
       </w:r>
     </w:p>
     <w:p>
@@ -3060,7 +3319,7 @@
           <w:b w:val="0"/>
           <w:i w:val="0"/>
         </w:rPr>
-        <w:t>: profile and versions, conflicts, skills, evidence, personas, enrichment findings, composite profile, dream job model, directives, campaigns, plan items, opportunities, application packages, dispatches, replies, pipeline cards, mock interviews, gap analyses, exports.</w:t>
+        <w:t>: profile and versions, conflicts, skills, evidence, personas, enrichment findings, composite profile, dream job model, directives, campaigns, plan items, opportunities, application packages, dispatches, replies, pipeline cards, mock interviews, gap analyses, exports, watchlist entries and apply selections.</w:t>
       </w:r>
     </w:p>
     <w:p>
@@ -3099,7 +3358,7 @@
           <w:b w:val="0"/>
           <w:i w:val="0"/>
         </w:rPr>
-        <w:t xml:space="preserve"> link back to a job seeker: companies, financial years and analyses, competitor links, hiring signals, vacancies, raw documents, events, source catalogue.</w:t>
+        <w:t xml:space="preserve"> link back to a job seeker: companies, company domains and domain candidates, financial years and analyses, competitor links, hiring signals, employer-kind verdicts and resolution attempts, registry identity, review summaries, vacancies, compensation observations, board registry, company seed, embeddings, raw documents, events and source catalogue.</w:t>
       </w:r>
     </w:p>
     <w:p>
@@ -3241,7 +3500,62 @@
           <w:b w:val="0"/>
           <w:i w:val="0"/>
         </w:rPr>
-        <w:t>Full-text search over companies and vacancies uses FTS5, kept in sync by the knowledge-base writer.</w:t>
+        <w:t xml:space="preserve">Full-text search over companies and vacancies uses FTS5 — </w:t>
+      </w:r>
+      <w:r>
+        <w:rPr>
+          <w:rFonts w:ascii="Consolas" w:hAnsi="Consolas"/>
+          <w:rFonts w:ascii="Consolas" w:hAnsi="Consolas" w:cs="Consolas"/>
+          <w:b w:val="0"/>
+          <w:i w:val="0"/>
+          <w:color w:val="3D2F8F"/>
+          <w:sz w:val="19"/>
+        </w:rPr>
+        <w:t>vacancy_fts</w:t>
+      </w:r>
+      <w:r>
+        <w:rPr>
+          <w:rFonts w:ascii="Calibri" w:hAnsi="Calibri"/>
+          <w:b w:val="0"/>
+          <w:i w:val="0"/>
+        </w:rPr>
+        <w:t xml:space="preserve"> is external-content with write triggers, and </w:t>
+      </w:r>
+      <w:r>
+        <w:rPr>
+          <w:rFonts w:ascii="Consolas" w:hAnsi="Consolas"/>
+          <w:rFonts w:ascii="Consolas" w:hAnsi="Consolas" w:cs="Consolas"/>
+          <w:b w:val="0"/>
+          <w:i w:val="0"/>
+          <w:color w:val="3D2F8F"/>
+          <w:sz w:val="19"/>
+        </w:rPr>
+        <w:t>company_fts</w:t>
+      </w:r>
+      <w:r>
+        <w:rPr>
+          <w:rFonts w:ascii="Calibri" w:hAnsi="Calibri"/>
+          <w:b w:val="0"/>
+          <w:i w:val="0"/>
+        </w:rPr>
+        <w:t xml:space="preserve"> is keyed on the company row id, so a write no longer scans the corpus (</w:t>
+      </w:r>
+      <w:r>
+        <w:rPr>
+          <w:rFonts w:ascii="Calibri" w:hAnsi="Calibri"/>
+          <w:b w:val="0"/>
+          <w:i w:val="0"/>
+          <w:color w:val="5A44C4"/>
+        </w:rPr>
+        <w:t>NFR-103</w:t>
+      </w:r>
+      <w:r>
+        <w:rPr>
+          <w:rFonts w:ascii="Calibri" w:hAnsi="Calibri"/>
+          <w:b w:val="0"/>
+          <w:i w:val="0"/>
+        </w:rPr>
+        <w:t>).</w:t>
       </w:r>
     </w:p>
     <w:p>
@@ -3253,7 +3567,7 @@
       <w:r>
         <w:drawing>
           <wp:inline xmlns:a="http://schemas.openxmlformats.org/drawingml/2006/main" xmlns:pic="http://schemas.openxmlformats.org/drawingml/2006/picture">
-            <wp:extent cx="5760720" cy="4106091"/>
+            <wp:extent cx="5760720" cy="3989816"/>
             <wp:docPr id="5" name="Picture 5"/>
             <wp:cNvGraphicFramePr>
               <a:graphicFrameLocks noChangeAspect="1"/>
@@ -3274,7 +3588,7 @@
                   <pic:spPr>
                     <a:xfrm>
                       <a:off x="0" y="0"/>
-                      <a:ext cx="5760720" cy="4106091"/>
+                      <a:ext cx="5760720" cy="3989816"/>
                     </a:xfrm>
                     <a:prstGeom prst="rect"/>
                   </pic:spPr>
@@ -3307,7 +3621,7 @@
           <w:color w:val="5B6472"/>
           <w:sz w:val="17"/>
         </w:rPr>
-        <w:t>How the 71 tables divide. Private tables carry a job_seeker_id and shared ones carry none, so erasing a job seeker leaves the market data standing; contact is the one table that sits across the line.</w:t>
+        <w:t>How the 87 tables divide. Private tables carry a job_seeker_id and shared ones carry none, so erasing a job seeker leaves the market data standing; contact is the one table that sits across the line.</w:t>
       </w:r>
     </w:p>
     <w:p>
@@ -3360,7 +3674,23 @@
           <w:b w:val="0"/>
           <w:i w:val="0"/>
         </w:rPr>
-        <w:t xml:space="preserve"> parsed and cached per domain; a disallowed fetch raises rather than proceeding.</w:t>
+        <w:t xml:space="preserve"> parsed and cached per domain; a disallowed fetch raises rather than proceeding. A successful parse is cached for a day, a failure for five minutes, and an </w:t>
+      </w:r>
+      <w:r>
+        <w:rPr>
+          <w:rFonts w:ascii="Calibri" w:hAnsi="Calibri"/>
+          <w:b/>
+          <w:i w:val="0"/>
+        </w:rPr>
+        <w:t>unreachable</w:t>
+      </w:r>
+      <w:r>
+        <w:rPr>
+          <w:rFonts w:ascii="Calibri" w:hAnsi="Calibri"/>
+          <w:b w:val="0"/>
+          <w:i w:val="0"/>
+        </w:rPr>
+        <w:t xml:space="preserve"> robots file is itself a refusal rather than a silent go-ahead. The one narrow exception is a non-crawl probe — a domain reachability check or a geocoding lookup — which may be waived explicitly rather than by default.</w:t>
       </w:r>
     </w:p>
     <w:p>
@@ -3400,7 +3730,7 @@
           <w:b w:val="0"/>
           <w:i w:val="0"/>
         </w:rPr>
-        <w:t xml:space="preserve"> asks for at least 20).</w:t>
+        <w:t xml:space="preserve"> asks for at least 20), with a negative-response cache and a fetch ledger so a repeated dead URL is not re-fetched.</w:t>
       </w:r>
     </w:p>
     <w:p>
@@ -3511,7 +3841,7 @@
       <w:r>
         <w:drawing>
           <wp:inline xmlns:a="http://schemas.openxmlformats.org/drawingml/2006/main" xmlns:pic="http://schemas.openxmlformats.org/drawingml/2006/picture">
-            <wp:extent cx="5760720" cy="3583577"/>
+            <wp:extent cx="5760720" cy="3589573"/>
             <wp:docPr id="6" name="Picture 6"/>
             <wp:cNvGraphicFramePr>
               <a:graphicFrameLocks noChangeAspect="1"/>
@@ -3532,7 +3862,7 @@
                   <pic:spPr>
                     <a:xfrm>
                       <a:off x="0" y="0"/>
-                      <a:ext cx="5760720" cy="3583577"/>
+                      <a:ext cx="5760720" cy="3589573"/>
                     </a:xfrm>
                     <a:prstGeom prst="rect"/>
                   </pic:spPr>
@@ -4029,6 +4359,103 @@
       </w:r>
     </w:p>
     <w:p>
+      <w:pPr>
+        <w:pStyle w:val="ListBullet"/>
+        <w:spacing w:after="100" w:line="274" w:lineRule="auto"/>
+        <w:ind w:left="403"/>
+      </w:pPr>
+      <w:r>
+        <w:rPr>
+          <w:rFonts w:ascii="Calibri" w:hAnsi="Calibri"/>
+          <w:b/>
+          <w:i w:val="0"/>
+        </w:rPr>
+        <w:t>Embeddings (</w:t>
+      </w:r>
+      <w:r>
+        <w:rPr>
+          <w:rFonts w:ascii="Calibri" w:hAnsi="Calibri"/>
+          <w:b/>
+          <w:i w:val="0"/>
+          <w:color w:val="5A44C4"/>
+        </w:rPr>
+        <w:t>FR-341</w:t>
+      </w:r>
+      <w:r>
+        <w:rPr>
+          <w:rFonts w:ascii="Calibri" w:hAnsi="Calibri"/>
+          <w:b/>
+          <w:i w:val="0"/>
+        </w:rPr>
+        <w:t>).</w:t>
+      </w:r>
+      <w:r>
+        <w:rPr>
+          <w:rFonts w:ascii="Calibri" w:hAnsi="Calibri"/>
+          <w:b w:val="0"/>
+          <w:i w:val="0"/>
+        </w:rPr>
+        <w:t xml:space="preserve"> </w:t>
+      </w:r>
+      <w:r>
+        <w:rPr>
+          <w:rFonts w:ascii="Consolas" w:hAnsi="Consolas"/>
+          <w:rFonts w:ascii="Consolas" w:hAnsi="Consolas" w:cs="Consolas"/>
+          <w:b w:val="0"/>
+          <w:i w:val="0"/>
+          <w:color w:val="3D2F8F"/>
+          <w:sz w:val="19"/>
+        </w:rPr>
+        <w:t>llm.embed()</w:t>
+      </w:r>
+      <w:r>
+        <w:rPr>
+          <w:rFonts w:ascii="Calibri" w:hAnsi="Calibri"/>
+          <w:b w:val="0"/>
+          <w:i w:val="0"/>
+        </w:rPr>
+        <w:t xml:space="preserve"> writes one content-hash-keyed vector per entity into </w:t>
+      </w:r>
+      <w:r>
+        <w:rPr>
+          <w:rFonts w:ascii="Consolas" w:hAnsi="Consolas"/>
+          <w:rFonts w:ascii="Consolas" w:hAnsi="Consolas" w:cs="Consolas"/>
+          <w:b w:val="0"/>
+          <w:i w:val="0"/>
+          <w:color w:val="3D2F8F"/>
+          <w:sz w:val="19"/>
+        </w:rPr>
+        <w:t>embedding</w:t>
+      </w:r>
+      <w:r>
+        <w:rPr>
+          <w:rFonts w:ascii="Calibri" w:hAnsi="Calibri"/>
+          <w:b w:val="0"/>
+          <w:i w:val="0"/>
+        </w:rPr>
+        <w:t xml:space="preserve">, skipping unchanged content; nearest-neighbour search is pure-Python cosine, so the feature needs no vector database. It is built and backfilled by </w:t>
+      </w:r>
+      <w:r>
+        <w:rPr>
+          <w:rFonts w:ascii="Consolas" w:hAnsi="Consolas"/>
+          <w:rFonts w:ascii="Consolas" w:hAnsi="Consolas" w:cs="Consolas"/>
+          <w:b w:val="0"/>
+          <w:i w:val="0"/>
+          <w:color w:val="3D2F8F"/>
+          <w:sz w:val="19"/>
+        </w:rPr>
+        <w:t>scripts/build_semantic_index.py</w:t>
+      </w:r>
+      <w:r>
+        <w:rPr>
+          <w:rFonts w:ascii="Calibri" w:hAnsi="Calibri"/>
+          <w:b w:val="0"/>
+          <w:i w:val="0"/>
+        </w:rPr>
+        <w:t xml:space="preserve"> but not yet consulted by scoring or the API.</w:t>
+      </w:r>
+    </w:p>
+    <w:p>
       <w:r>
         <w:rPr>
           <w:rFonts w:ascii="Calibri" w:hAnsi="Calibri"/>
@@ -4090,7 +4517,23 @@
           <w:b w:val="0"/>
           <w:i w:val="0"/>
         </w:rPr>
-        <w:t>, so a regression in generated output can be tied to the prompt revision that caused it.</w:t>
+        <w:t xml:space="preserve">, so a regression in generated output can be tied to the prompt revision that caused it. There are </w:t>
+      </w:r>
+      <w:r>
+        <w:rPr>
+          <w:rFonts w:ascii="Calibri" w:hAnsi="Calibri"/>
+          <w:b/>
+          <w:i w:val="0"/>
+        </w:rPr>
+        <w:t>24 templates</w:t>
+      </w:r>
+      <w:r>
+        <w:rPr>
+          <w:rFonts w:ascii="Calibri" w:hAnsi="Calibri"/>
+          <w:b w:val="0"/>
+          <w:i w:val="0"/>
+        </w:rPr>
+        <w:t>, and the planner asks the cheap model first and escalates to the strong model only when the first call fails to produce a usable plan.</w:t>
       </w:r>
     </w:p>
     <w:p>
@@ -4102,7 +4545,7 @@
       <w:r>
         <w:drawing>
           <wp:inline xmlns:a="http://schemas.openxmlformats.org/drawingml/2006/main" xmlns:pic="http://schemas.openxmlformats.org/drawingml/2006/picture">
-            <wp:extent cx="5760720" cy="4807131"/>
+            <wp:extent cx="5760720" cy="4803501"/>
             <wp:docPr id="7" name="Picture 7"/>
             <wp:cNvGraphicFramePr>
               <a:graphicFrameLocks noChangeAspect="1"/>
@@ -4123,7 +4566,7 @@
                   <pic:spPr>
                     <a:xfrm>
                       <a:off x="0" y="0"/>
-                      <a:ext cx="5760720" cy="4807131"/>
+                      <a:ext cx="5760720" cy="4803501"/>
                     </a:xfrm>
                     <a:prstGeom prst="rect"/>
                   </pic:spPr>
@@ -4383,7 +4826,7 @@
           <w:b/>
           <w:i w:val="0"/>
         </w:rPr>
-        <w:t>24 adapters:</w:t>
+        <w:t>29 adapters:</w:t>
       </w:r>
       <w:r>
         <w:rPr>
@@ -4391,7 +4834,45 @@
           <w:b w:val="0"/>
           <w:i w:val="0"/>
         </w:rPr>
-        <w:t xml:space="preserve"> 7 ATS · 7 job boards · 5 registries · 1 directory · 1 website crawler · 3 news/events.</w:t>
+        <w:t xml:space="preserve"> 9 ATS · 9 job boards · 5 registries · 1 directory · 1 website crawler · 3 news/events · 1 compensation. Two bulk register importers (</w:t>
+      </w:r>
+      <w:r>
+        <w:rPr>
+          <w:rFonts w:ascii="Consolas" w:hAnsi="Consolas"/>
+          <w:rFonts w:ascii="Consolas" w:hAnsi="Consolas" w:cs="Consolas"/>
+          <w:b w:val="0"/>
+          <w:i w:val="0"/>
+          <w:color w:val="3D2F8F"/>
+          <w:sz w:val="19"/>
+        </w:rPr>
+        <w:t>kbo_bulk.py</w:t>
+      </w:r>
+      <w:r>
+        <w:rPr>
+          <w:rFonts w:ascii="Calibri" w:hAnsi="Calibri"/>
+          <w:b w:val="0"/>
+          <w:i w:val="0"/>
+        </w:rPr>
+        <w:t xml:space="preserve">, </w:t>
+      </w:r>
+      <w:r>
+        <w:rPr>
+          <w:rFonts w:ascii="Consolas" w:hAnsi="Consolas"/>
+          <w:rFonts w:ascii="Consolas" w:hAnsi="Consolas" w:cs="Consolas"/>
+          <w:b w:val="0"/>
+          <w:i w:val="0"/>
+          <w:color w:val="3D2F8F"/>
+          <w:sz w:val="19"/>
+        </w:rPr>
+        <w:t>companies_house_bulk.py</w:t>
+      </w:r>
+      <w:r>
+        <w:rPr>
+          <w:rFonts w:ascii="Calibri" w:hAnsi="Calibri"/>
+          <w:b w:val="0"/>
+          <w:i w:val="0"/>
+        </w:rPr>
+        <w:t>) and the board registry deliberately sit beside the contract rather than inside it: they seed the shared knowledge base from an operator-run file, they do not collect per-campaign.</w:t>
       </w:r>
     </w:p>
     <w:p>
@@ -4437,7 +4918,7 @@
           <w:b w:val="0"/>
           <w:i w:val="0"/>
         </w:rPr>
-        <w:t>).</w:t>
+        <w:t>), and a register's explicit "no" is recorded as an answer rather than treated as a failure.</w:t>
       </w:r>
     </w:p>
     <w:p>
@@ -4449,7 +4930,7 @@
       <w:r>
         <w:drawing>
           <wp:inline xmlns:a="http://schemas.openxmlformats.org/drawingml/2006/main" xmlns:pic="http://schemas.openxmlformats.org/drawingml/2006/picture">
-            <wp:extent cx="5760720" cy="3239589"/>
+            <wp:extent cx="5760720" cy="3237142"/>
             <wp:docPr id="8" name="Picture 8"/>
             <wp:cNvGraphicFramePr>
               <a:graphicFrameLocks noChangeAspect="1"/>
@@ -4470,7 +4951,7 @@
                   <pic:spPr>
                     <a:xfrm>
                       <a:off x="0" y="0"/>
-                      <a:ext cx="5760720" cy="3239589"/>
+                      <a:ext cx="5760720" cy="3237142"/>
                     </a:xfrm>
                     <a:prstGeom prst="rect"/>
                   </pic:spPr>
@@ -4503,7 +4984,7 @@
           <w:color w:val="5B6472"/>
           <w:sz w:val="17"/>
         </w:rPr>
-        <w:t>The four-method contract every source implements, and how the 24 adapters divide by type.</w:t>
+        <w:t>The four-method contract every source implements, and how the 29 adapters divide by type.</w:t>
       </w:r>
     </w:p>
     <w:p>
@@ -4591,7 +5072,7 @@
       <w:r>
         <w:drawing>
           <wp:inline xmlns:a="http://schemas.openxmlformats.org/drawingml/2006/main" xmlns:pic="http://schemas.openxmlformats.org/drawingml/2006/picture">
-            <wp:extent cx="5760720" cy="2778034"/>
+            <wp:extent cx="5760720" cy="2775936"/>
             <wp:docPr id="9" name="Picture 9"/>
             <wp:cNvGraphicFramePr>
               <a:graphicFrameLocks noChangeAspect="1"/>
@@ -4612,7 +5093,7 @@
                   <pic:spPr>
                     <a:xfrm>
                       <a:off x="0" y="0"/>
-                      <a:ext cx="5760720" cy="2778034"/>
+                      <a:ext cx="5760720" cy="2775936"/>
                     </a:xfrm>
                     <a:prstGeom prst="rect"/>
                   </pic:spPr>
@@ -4691,7 +5172,6 @@
       <w:tr>
         <w:trPr>
           <w:tblHeader w:val="true"/>
-          <w:cantSplit w:val="true"/>
         </w:trPr>
         <w:tc>
           <w:tcPr>
@@ -4707,7 +5187,6 @@
           </w:tcPr>
           <w:p>
             <w:pPr>
-              <w:keepNext/>
               <w:spacing w:before="20" w:after="20" w:line="259" w:lineRule="auto"/>
             </w:pPr>
             <w:r/>
@@ -4737,7 +5216,6 @@
           </w:tcPr>
           <w:p>
             <w:pPr>
-              <w:keepNext/>
               <w:spacing w:before="20" w:after="20" w:line="259" w:lineRule="auto"/>
             </w:pPr>
             <w:r/>
@@ -4755,9 +5233,6 @@
         </w:tc>
       </w:tr>
       <w:tr>
-        <w:trPr>
-          <w:cantSplit w:val="true"/>
-        </w:trPr>
         <w:tc>
           <w:tcPr>
             <w:tcW w:type="dxa" w:w="2664"/>
@@ -4771,7 +5246,6 @@
           </w:tcPr>
           <w:p>
             <w:pPr>
-              <w:keepNext/>
               <w:spacing w:before="20" w:after="20" w:line="259" w:lineRule="auto"/>
             </w:pPr>
             <w:r/>
@@ -4818,7 +5292,6 @@
           </w:tcPr>
           <w:p>
             <w:pPr>
-              <w:keepNext/>
               <w:spacing w:before="20" w:after="20" w:line="259" w:lineRule="auto"/>
             </w:pPr>
             <w:r/>
@@ -4829,15 +5302,12 @@
                 <w:i w:val="0"/>
                 <w:sz w:val="19"/>
               </w:rPr>
-              <w:t>AES-256-GCM, keys derived per job seeker by HKDF from one master key. Deleting a job seeker makes their ciphertext unreadable even if a copy survives.</w:t>
+              <w:t>AES-256-GCM, keys derived per job seeker by HKDF from one master key. Credentials, secrets, TOTP material, sealed profile sections and package generation notes are field-encrypted. Deleting a job seeker makes their ciphertext unreadable even if a copy survives.</w:t>
             </w:r>
           </w:p>
         </w:tc>
       </w:tr>
       <w:tr>
-        <w:trPr>
-          <w:cantSplit w:val="true"/>
-        </w:trPr>
         <w:tc>
           <w:tcPr>
             <w:tcW w:type="dxa" w:w="2664"/>
@@ -4851,7 +5321,6 @@
           </w:tcPr>
           <w:p>
             <w:pPr>
-              <w:keepNext/>
               <w:spacing w:before="20" w:after="20" w:line="259" w:lineRule="auto"/>
             </w:pPr>
             <w:r/>
@@ -4898,7 +5367,6 @@
           </w:tcPr>
           <w:p>
             <w:pPr>
-              <w:keepNext/>
               <w:spacing w:before="20" w:after="20" w:line="259" w:lineRule="auto"/>
             </w:pPr>
             <w:r/>
@@ -4909,15 +5377,12 @@
                 <w:i w:val="0"/>
                 <w:sz w:val="19"/>
               </w:rPr>
-              <w:t>Argon2id, with a policy requiring three of four character classes</w:t>
+              <w:t>Argon2id (PBKDF2-SHA256 fallback), with a policy requiring three of four character classes</w:t>
             </w:r>
           </w:p>
         </w:tc>
       </w:tr>
       <w:tr>
-        <w:trPr>
-          <w:cantSplit w:val="true"/>
-        </w:trPr>
         <w:tc>
           <w:tcPr>
             <w:tcW w:type="dxa" w:w="2664"/>
@@ -4931,7 +5396,6 @@
           </w:tcPr>
           <w:p>
             <w:pPr>
-              <w:keepNext/>
               <w:spacing w:before="20" w:after="20" w:line="259" w:lineRule="auto"/>
             </w:pPr>
             <w:r/>
@@ -4978,7 +5442,6 @@
           </w:tcPr>
           <w:p>
             <w:pPr>
-              <w:keepNext/>
               <w:spacing w:before="20" w:after="20" w:line="259" w:lineRule="auto"/>
             </w:pPr>
             <w:r/>
@@ -4989,15 +5452,12 @@
                 <w:i w:val="0"/>
                 <w:sz w:val="19"/>
               </w:rPr>
-              <w:t>TOTP, secret stored encrypted</w:t>
+              <w:t>TOTP, secret stored encrypted, fail-closed if the envelope cannot be decrypted</w:t>
             </w:r>
           </w:p>
         </w:tc>
       </w:tr>
       <w:tr>
-        <w:trPr>
-          <w:cantSplit w:val="true"/>
-        </w:trPr>
         <w:tc>
           <w:tcPr>
             <w:tcW w:type="dxa" w:w="2664"/>
@@ -5011,7 +5471,6 @@
           </w:tcPr>
           <w:p>
             <w:pPr>
-              <w:keepNext/>
               <w:spacing w:before="20" w:after="20" w:line="259" w:lineRule="auto"/>
             </w:pPr>
             <w:r/>
@@ -5058,7 +5517,6 @@
           </w:tcPr>
           <w:p>
             <w:pPr>
-              <w:keepNext/>
               <w:spacing w:before="20" w:after="20" w:line="259" w:lineRule="auto"/>
             </w:pPr>
             <w:r/>
@@ -5069,15 +5527,12 @@
                 <w:i w:val="0"/>
                 <w:sz w:val="19"/>
               </w:rPr>
-              <w:t>Random token; only the HMAC is stored; bound to a UA+IP fingerprint</w:t>
+              <w:t>Random token; only the HMAC is stored; bound to a UA+IP fingerprint and re-checked per request; revoked on password change, admin reset and suspension</w:t>
             </w:r>
           </w:p>
         </w:tc>
       </w:tr>
       <w:tr>
-        <w:trPr>
-          <w:cantSplit w:val="true"/>
-        </w:trPr>
         <w:tc>
           <w:tcPr>
             <w:tcW w:type="dxa" w:w="2664"/>
@@ -5091,7 +5546,81 @@
           </w:tcPr>
           <w:p>
             <w:pPr>
-              <w:keepNext/>
+              <w:spacing w:before="20" w:after="20" w:line="259" w:lineRule="auto"/>
+            </w:pPr>
+            <w:r/>
+            <w:r>
+              <w:rPr>
+                <w:rFonts w:ascii="Calibri" w:hAnsi="Calibri"/>
+                <w:b w:val="0"/>
+                <w:i w:val="0"/>
+                <w:sz w:val="19"/>
+              </w:rPr>
+              <w:t>Accounts (</w:t>
+            </w:r>
+            <w:r>
+              <w:rPr>
+                <w:rFonts w:ascii="Calibri" w:hAnsi="Calibri"/>
+                <w:b w:val="0"/>
+                <w:i w:val="0"/>
+                <w:color w:val="5A44C4"/>
+                <w:sz w:val="19"/>
+              </w:rPr>
+              <w:t>FR-108</w:t>
+            </w:r>
+            <w:r>
+              <w:rPr>
+                <w:rFonts w:ascii="Calibri" w:hAnsi="Calibri"/>
+                <w:b w:val="0"/>
+                <w:i w:val="0"/>
+                <w:sz w:val="19"/>
+              </w:rPr>
+              <w:t>)</w:t>
+            </w:r>
+          </w:p>
+        </w:tc>
+        <w:tc>
+          <w:tcPr>
+            <w:tcW w:type="dxa" w:w="6408"/>
+            <w:tcBorders>
+              <w:top w:val="nil"/>
+              <w:left w:val="nil"/>
+              <w:bottom w:val="single" w:sz="4" w:space="0" w:color="DCE0E7"/>
+              <w:right w:val="nil"/>
+            </w:tcBorders>
+            <w:vAlign w:val="top"/>
+          </w:tcPr>
+          <w:p>
+            <w:pPr>
+              <w:spacing w:before="20" w:after="20" w:line="259" w:lineRule="auto"/>
+            </w:pPr>
+            <w:r/>
+            <w:r>
+              <w:rPr>
+                <w:rFonts w:ascii="Calibri" w:hAnsi="Calibri"/>
+                <w:b w:val="0"/>
+                <w:i w:val="0"/>
+                <w:sz w:val="19"/>
+              </w:rPr>
+              <w:t>First account is admin; create/suspend/reset/delete, with a last-active-administrator guard and a self-guard</w:t>
+            </w:r>
+          </w:p>
+        </w:tc>
+      </w:tr>
+      <w:tr>
+        <w:tc>
+          <w:tcPr>
+            <w:tcW w:type="dxa" w:w="2664"/>
+            <w:tcBorders>
+              <w:top w:val="nil"/>
+              <w:left w:val="nil"/>
+              <w:bottom w:val="single" w:sz="4" w:space="0" w:color="DCE0E7"/>
+              <w:right w:val="nil"/>
+            </w:tcBorders>
+            <w:vAlign w:val="top"/>
+          </w:tcPr>
+          <w:p>
+            <w:pPr>
               <w:spacing w:before="20" w:after="20" w:line="259" w:lineRule="auto"/>
             </w:pPr>
             <w:r/>
@@ -5138,7 +5667,6 @@
           </w:tcPr>
           <w:p>
             <w:pPr>
-              <w:keepNext/>
               <w:spacing w:before="20" w:after="20" w:line="259" w:lineRule="auto"/>
             </w:pPr>
             <w:r/>
@@ -5164,9 +5692,6 @@
         </w:tc>
       </w:tr>
       <w:tr>
-        <w:trPr>
-          <w:cantSplit w:val="true"/>
-        </w:trPr>
         <w:tc>
           <w:tcPr>
             <w:tcW w:type="dxa" w:w="2664"/>
@@ -5180,7 +5705,6 @@
           </w:tcPr>
           <w:p>
             <w:pPr>
-              <w:keepNext/>
               <w:spacing w:before="20" w:after="20" w:line="259" w:lineRule="auto"/>
             </w:pPr>
             <w:r/>
@@ -5227,7 +5751,6 @@
           </w:tcPr>
           <w:p>
             <w:pPr>
-              <w:keepNext/>
               <w:spacing w:before="20" w:after="20" w:line="259" w:lineRule="auto"/>
             </w:pPr>
             <w:r/>
@@ -5244,9 +5767,6 @@
         </w:tc>
       </w:tr>
       <w:tr>
-        <w:trPr>
-          <w:cantSplit w:val="true"/>
-        </w:trPr>
         <w:tc>
           <w:tcPr>
             <w:tcW w:type="dxa" w:w="2664"/>
@@ -5260,7 +5780,6 @@
           </w:tcPr>
           <w:p>
             <w:pPr>
-              <w:keepNext/>
               <w:spacing w:before="20" w:after="20" w:line="259" w:lineRule="auto"/>
             </w:pPr>
             <w:r/>
@@ -5307,7 +5826,6 @@
           </w:tcPr>
           <w:p>
             <w:pPr>
-              <w:keepNext/>
               <w:spacing w:before="20" w:after="20" w:line="259" w:lineRule="auto"/>
             </w:pPr>
             <w:r/>
@@ -5324,9 +5842,6 @@
         </w:tc>
       </w:tr>
       <w:tr>
-        <w:trPr>
-          <w:cantSplit w:val="true"/>
-        </w:trPr>
         <w:tc>
           <w:tcPr>
             <w:tcW w:type="dxa" w:w="2664"/>
@@ -5340,7 +5855,6 @@
           </w:tcPr>
           <w:p>
             <w:pPr>
-              <w:keepNext/>
               <w:spacing w:before="20" w:after="20" w:line="259" w:lineRule="auto"/>
             </w:pPr>
             <w:r/>
@@ -5387,7 +5901,6 @@
           </w:tcPr>
           <w:p>
             <w:pPr>
-              <w:keepNext/>
               <w:spacing w:before="20" w:after="20" w:line="259" w:lineRule="auto"/>
             </w:pPr>
             <w:r/>
@@ -5404,9 +5917,101 @@
         </w:tc>
       </w:tr>
       <w:tr>
-        <w:trPr>
-          <w:cantSplit w:val="true"/>
-        </w:trPr>
+        <w:tc>
+          <w:tcPr>
+            <w:tcW w:type="dxa" w:w="2664"/>
+            <w:tcBorders>
+              <w:top w:val="nil"/>
+              <w:left w:val="nil"/>
+              <w:bottom w:val="single" w:sz="4" w:space="0" w:color="DCE0E7"/>
+              <w:right w:val="nil"/>
+            </w:tcBorders>
+            <w:vAlign w:val="top"/>
+          </w:tcPr>
+          <w:p>
+            <w:pPr>
+              <w:spacing w:before="20" w:after="20" w:line="259" w:lineRule="auto"/>
+            </w:pPr>
+            <w:r/>
+            <w:r>
+              <w:rPr>
+                <w:rFonts w:ascii="Calibri" w:hAnsi="Calibri"/>
+                <w:b w:val="0"/>
+                <w:i w:val="0"/>
+                <w:sz w:val="19"/>
+              </w:rPr>
+              <w:t>Objections (</w:t>
+            </w:r>
+            <w:r>
+              <w:rPr>
+                <w:rFonts w:ascii="Calibri" w:hAnsi="Calibri"/>
+                <w:b w:val="0"/>
+                <w:i w:val="0"/>
+                <w:color w:val="5A44C4"/>
+                <w:sz w:val="19"/>
+              </w:rPr>
+              <w:t>NFR-302</w:t>
+            </w:r>
+            <w:r>
+              <w:rPr>
+                <w:rFonts w:ascii="Calibri" w:hAnsi="Calibri"/>
+                <w:b w:val="0"/>
+                <w:i w:val="0"/>
+                <w:sz w:val="19"/>
+              </w:rPr>
+              <w:t>)</w:t>
+            </w:r>
+          </w:p>
+        </w:tc>
+        <w:tc>
+          <w:tcPr>
+            <w:tcW w:type="dxa" w:w="6408"/>
+            <w:tcBorders>
+              <w:top w:val="nil"/>
+              <w:left w:val="nil"/>
+              <w:bottom w:val="single" w:sz="4" w:space="0" w:color="DCE0E7"/>
+              <w:right w:val="nil"/>
+            </w:tcBorders>
+            <w:vAlign w:val="top"/>
+          </w:tcPr>
+          <w:p>
+            <w:pPr>
+              <w:spacing w:before="20" w:after="20" w:line="259" w:lineRule="auto"/>
+            </w:pPr>
+            <w:r/>
+            <w:r>
+              <w:rPr>
+                <w:rFonts w:ascii="Calibri" w:hAnsi="Calibri"/>
+                <w:b w:val="0"/>
+                <w:i w:val="0"/>
+                <w:sz w:val="19"/>
+              </w:rPr>
+              <w:t xml:space="preserve">Enforced in a </w:t>
+            </w:r>
+            <w:r>
+              <w:rPr>
+                <w:rFonts w:ascii="Consolas" w:hAnsi="Consolas"/>
+                <w:rFonts w:ascii="Consolas" w:hAnsi="Consolas" w:cs="Consolas"/>
+                <w:b w:val="0"/>
+                <w:i w:val="0"/>
+                <w:color w:val="3D2F8F"/>
+                <w:sz w:val="17"/>
+              </w:rPr>
+              <w:t>usable_contact</w:t>
+            </w:r>
+            <w:r>
+              <w:rPr>
+                <w:rFonts w:ascii="Calibri" w:hAnsi="Calibri"/>
+                <w:b w:val="0"/>
+                <w:i w:val="0"/>
+                <w:sz w:val="19"/>
+              </w:rPr>
+              <w:t xml:space="preserve"> view, not only in the interface</w:t>
+            </w:r>
+          </w:p>
+        </w:tc>
+      </w:tr>
+      <w:tr>
         <w:tc>
           <w:tcPr>
             <w:tcW w:type="dxa" w:w="2664"/>
@@ -5507,7 +6112,26 @@
           <w:b w:val="0"/>
           <w:i w:val="0"/>
         </w:rPr>
-        <w:t>, stated rather than glossed: passkeys are not implemented (the password+MFA branch is); the SQLite file itself is not encrypted, so whole-database confidentiality rests on disk encryption — SQLCipher would add a dependency.</w:t>
+        <w:t xml:space="preserve">, stated rather than glossed: passkeys are not implemented (the password+MFA branch is); a </w:t>
+      </w:r>
+      <w:r>
+        <w:rPr>
+          <w:rFonts w:ascii="Consolas" w:hAnsi="Consolas"/>
+          <w:rFonts w:ascii="Consolas" w:hAnsi="Consolas" w:cs="Consolas"/>
+          <w:b w:val="0"/>
+          <w:i w:val="0"/>
+          <w:color w:val="3D2F8F"/>
+          <w:sz w:val="19"/>
+        </w:rPr>
+        <w:t>webauthn_credentials</w:t>
+      </w:r>
+      <w:r>
+        <w:rPr>
+          <w:rFonts w:ascii="Calibri" w:hAnsi="Calibri"/>
+          <w:b w:val="0"/>
+          <w:i w:val="0"/>
+        </w:rPr>
+        <w:t xml:space="preserve"> column exists in the initial schema but no code path reads or writes it. The SQLite file itself is not encrypted, so whole-database confidentiality rests on disk encryption — SQLCipher would add a dependency.</w:t>
       </w:r>
     </w:p>
     <w:p>
@@ -5538,7 +6162,7 @@
           <w:b/>
           <w:i w:val="0"/>
         </w:rPr>
-        <w:t>React 18 + Vite + react-router.</w:t>
+        <w:t>React 18 + Vite + react-router-dom v7.</w:t>
       </w:r>
       <w:r>
         <w:rPr>
@@ -5553,10 +6177,18 @@
       <w:r>
         <w:rPr>
           <w:rFonts w:ascii="Calibri" w:hAnsi="Calibri"/>
+          <w:b w:val="0"/>
+          <w:i w:val="0"/>
+        </w:rPr>
+        <w:t xml:space="preserve">The shell presents the product as </w:t>
+      </w:r>
+      <w:r>
+        <w:rPr>
+          <w:rFonts w:ascii="Calibri" w:hAnsi="Calibri"/>
           <w:b/>
           <w:i w:val="0"/>
         </w:rPr>
-        <w:t>Route-level code splitting.</w:t>
+        <w:t>three steps plus Advanced</w:t>
       </w:r>
       <w:r>
         <w:rPr>
@@ -5564,7 +6196,25 @@
           <w:b w:val="0"/>
           <w:i w:val="0"/>
         </w:rPr>
-        <w:t xml:space="preserve"> 22 lazy chunks behind a shared shell:</w:t>
+        <w:t>: Start here, 1·Your profile, 2·Opportunities, 3·Apply, Follow up, with every deeper screen — directives, campaigns, companies, intelligence, networking, monitoring, mail, admin — folded under one Advanced disclosure so a first-time user meets the spine, not the whole surface.</w:t>
+      </w:r>
+    </w:p>
+    <w:p>
+      <w:r>
+        <w:rPr>
+          <w:rFonts w:ascii="Calibri" w:hAnsi="Calibri"/>
+          <w:b/>
+          <w:i w:val="0"/>
+        </w:rPr>
+        <w:t>Route-level code splitting.</w:t>
+      </w:r>
+      <w:r>
+        <w:rPr>
+          <w:rFonts w:ascii="Calibri" w:hAnsi="Calibri"/>
+          <w:b w:val="0"/>
+          <w:i w:val="0"/>
+        </w:rPr>
+        <w:t xml:space="preserve"> 24 lazy page chunks (26 async chunks including the workflow map and the employer panel) behind a shared shell:</w:t>
       </w:r>
     </w:p>
     <w:tbl>
@@ -5770,7 +6420,7 @@
                 <w:i w:val="0"/>
                 <w:sz w:val="19"/>
               </w:rPr>
-              <w:t>262 KB</w:t>
+              <w:t>348 KB</w:t>
             </w:r>
           </w:p>
         </w:tc>
@@ -5798,7 +6448,7 @@
                 <w:i w:val="0"/>
                 <w:sz w:val="19"/>
               </w:rPr>
-              <w:t>88 KB</w:t>
+              <w:t>110 KB</w:t>
             </w:r>
           </w:p>
         </w:tc>
@@ -5885,7 +6535,7 @@
                 <w:i w:val="0"/>
                 <w:sz w:val="19"/>
               </w:rPr>
-              <w:t>9–50 KB</w:t>
+              <w:t>7–74 KB</w:t>
             </w:r>
           </w:p>
         </w:tc>
@@ -5912,7 +6562,7 @@
                 <w:i w:val="0"/>
                 <w:sz w:val="19"/>
               </w:rPr>
-              <w:t>3–14 KB</w:t>
+              <w:t>3–20 KB</w:t>
             </w:r>
           </w:p>
         </w:tc>
@@ -5991,7 +6641,7 @@
       <w:r>
         <w:drawing>
           <wp:inline xmlns:a="http://schemas.openxmlformats.org/drawingml/2006/main" xmlns:pic="http://schemas.openxmlformats.org/drawingml/2006/picture">
-            <wp:extent cx="5760720" cy="2978331"/>
+            <wp:extent cx="5760720" cy="2976082"/>
             <wp:docPr id="10" name="Picture 10"/>
             <wp:cNvGraphicFramePr>
               <a:graphicFrameLocks noChangeAspect="1"/>
@@ -6012,7 +6662,7 @@
                   <pic:spPr>
                     <a:xfrm>
                       <a:off x="0" y="0"/>
-                      <a:ext cx="5760720" cy="2978331"/>
+                      <a:ext cx="5760720" cy="2976082"/>
                     </a:xfrm>
                     <a:prstGeom prst="rect"/>
                   </pic:spPr>
@@ -6045,7 +6695,7 @@
           <w:color w:val="5B6472"/>
           <w:sz w:val="17"/>
         </w:rPr>
-        <w:t>The same numbers as a picture: what used to arrive in one payload against the shell plus 22 chunks fetched on navigation.</w:t>
+        <w:t>The same numbers as a picture: what used to arrive in one payload against the shell plus 24 chunks fetched on navigation.</w:t>
       </w:r>
     </w:p>
     <w:p>
@@ -7094,7 +7744,7 @@
       <w:r>
         <w:drawing>
           <wp:inline xmlns:a="http://schemas.openxmlformats.org/drawingml/2006/main" xmlns:pic="http://schemas.openxmlformats.org/drawingml/2006/picture">
-            <wp:extent cx="5760720" cy="2992411"/>
+            <wp:extent cx="5760720" cy="3040746"/>
             <wp:docPr id="11" name="Picture 11"/>
             <wp:cNvGraphicFramePr>
               <a:graphicFrameLocks noChangeAspect="1"/>
@@ -7115,7 +7765,7 @@
                   <pic:spPr>
                     <a:xfrm>
                       <a:off x="0" y="0"/>
-                      <a:ext cx="5760720" cy="2992411"/>
+                      <a:ext cx="5760720" cy="3040746"/>
                     </a:xfrm>
                     <a:prstGeom prst="rect"/>
                   </pic:spPr>
@@ -7185,7 +7835,7 @@
           <w:b w:val="0"/>
           <w:i w:val="0"/>
         </w:rPr>
-        <w:t xml:space="preserve"> — 18 screen entries and 22 glossary terms — so it is reviewable as a whole and translatable as a unit (</w:t>
+        <w:t xml:space="preserve"> — 21 screen entries and 142 glossary terms — so it is reviewable as a whole and translatable as a unit (</w:t>
       </w:r>
       <w:r>
         <w:rPr>
@@ -7210,7 +7860,7 @@
           <w:b/>
           <w:i w:val="0"/>
         </w:rPr>
-        <w:t>386 inline concept tips</w:t>
+        <w:t>305 inline concept tips</w:t>
       </w:r>
       <w:r>
         <w:rPr>
@@ -7397,7 +8047,80 @@
           <w:b w:val="0"/>
           <w:i w:val="0"/>
         </w:rPr>
-        <w:t>. Migrations run at startup. The periodic scheduler (watchlist, digest, follow-ups, contact retention, log redaction) starts from the API or runs under launchd/cron.</w:t>
+        <w:t xml:space="preserve">. Migrations run at startup. The </w:t>
+      </w:r>
+      <w:r>
+        <w:rPr>
+          <w:rFonts w:ascii="Calibri" w:hAnsi="Calibri"/>
+          <w:b/>
+          <w:i w:val="0"/>
+        </w:rPr>
+        <w:t>monitoring scheduler autostarts inside the API process at boot</w:t>
+      </w:r>
+      <w:r>
+        <w:rPr>
+          <w:rFonts w:ascii="Calibri" w:hAnsi="Calibri"/>
+          <w:b w:val="0"/>
+          <w:i w:val="0"/>
+        </w:rPr>
+        <w:t xml:space="preserve"> (controlled by </w:t>
+      </w:r>
+      <w:r>
+        <w:rPr>
+          <w:rFonts w:ascii="Consolas" w:hAnsi="Consolas"/>
+          <w:rFonts w:ascii="Consolas" w:hAnsi="Consolas" w:cs="Consolas"/>
+          <w:b w:val="0"/>
+          <w:i w:val="0"/>
+          <w:color w:val="3D2F8F"/>
+          <w:sz w:val="19"/>
+        </w:rPr>
+        <w:t>DREAMJOB_SCHEDULER_ENABLED</w:t>
+      </w:r>
+      <w:r>
+        <w:rPr>
+          <w:rFonts w:ascii="Calibri" w:hAnsi="Calibri"/>
+          <w:b w:val="0"/>
+          <w:i w:val="0"/>
+        </w:rPr>
+        <w:t xml:space="preserve">, with </w:t>
+      </w:r>
+      <w:r>
+        <w:rPr>
+          <w:rFonts w:ascii="Consolas" w:hAnsi="Consolas"/>
+          <w:rFonts w:ascii="Consolas" w:hAnsi="Consolas" w:cs="Consolas"/>
+          <w:b w:val="0"/>
+          <w:i w:val="0"/>
+          <w:color w:val="3D2F8F"/>
+          <w:sz w:val="19"/>
+        </w:rPr>
+        <w:t>DREAMJOB_SCHEDULER_AUTOSTART</w:t>
+      </w:r>
+      <w:r>
+        <w:rPr>
+          <w:rFonts w:ascii="Calibri" w:hAnsi="Calibri"/>
+          <w:b w:val="0"/>
+          <w:i w:val="0"/>
+        </w:rPr>
+        <w:t xml:space="preserve"> as an override) and runs eight tasks — reply and bounce polling, watchlist rechecks, automatic company enrichment, follow-ups, outcome learning, the weekly digest, contact retention and LLM log redaction. </w:t>
+      </w:r>
+      <w:r>
+        <w:rPr>
+          <w:rFonts w:ascii="Consolas" w:hAnsi="Consolas"/>
+          <w:rFonts w:ascii="Consolas" w:hAnsi="Consolas" w:cs="Consolas"/>
+          <w:b w:val="0"/>
+          <w:i w:val="0"/>
+          <w:color w:val="3D2F8F"/>
+          <w:sz w:val="19"/>
+        </w:rPr>
+        <w:t>--once</w:t>
+      </w:r>
+      <w:r>
+        <w:rPr>
+          <w:rFonts w:ascii="Calibri" w:hAnsi="Calibri"/>
+          <w:b w:val="0"/>
+          <w:i w:val="0"/>
+        </w:rPr>
+        <w:t xml:space="preserve"> remains available from an external cron, and any task can be stopped, started or triggered from the monitoring screen.</w:t>
       </w:r>
     </w:p>
     <w:p>
@@ -7418,7 +8141,7 @@
           <w:b w:val="0"/>
           <w:i w:val="0"/>
         </w:rPr>
-        <w:t xml:space="preserve"> launches a Chromium-based browser with a remote debugging port and a dedicated profile, for the collection steps that need a logged-in session.</w:t>
+        <w:t xml:space="preserve"> launches a Chromium-based browser with a remote debugging port and a dedicated profile, for the collection steps that need a logged-in session. A Firefox profile can be driven through a Playwright persistent context instead, using the same session contract.</w:t>
       </w:r>
     </w:p>
     <w:p>
@@ -7451,7 +8174,7 @@
       <w:r>
         <w:drawing>
           <wp:inline xmlns:a="http://schemas.openxmlformats.org/drawingml/2006/main" xmlns:pic="http://schemas.openxmlformats.org/drawingml/2006/picture">
-            <wp:extent cx="5760720" cy="3931919"/>
+            <wp:extent cx="5760720" cy="3933300"/>
             <wp:docPr id="12" name="Picture 12"/>
             <wp:cNvGraphicFramePr>
               <a:graphicFrameLocks noChangeAspect="1"/>
@@ -7472,7 +8195,7 @@
                   <pic:spPr>
                     <a:xfrm>
                       <a:off x="0" y="0"/>
-                      <a:ext cx="5760720" cy="3931919"/>
+                      <a:ext cx="5760720" cy="3933300"/>
                     </a:xfrm>
                     <a:prstGeom prst="rect"/>
                   </pic:spPr>
@@ -7532,7 +8255,7 @@
           <w:b w:val="0"/>
           <w:i w:val="0"/>
         </w:rPr>
-        <w:t>).</w:t>
+        <w:t>). The resolution ladders run before profiling so a posting is attributed to the right company — and an agency or an undisclosed employer is labelled, not profiled as if it were the client.</w:t>
       </w:r>
     </w:p>
     <w:p>
@@ -7707,7 +8430,7 @@
                 <w:i w:val="0"/>
                 <w:sz w:val="19"/>
               </w:rPr>
-              <w:t>79 indexes; FTS5 for search; deterministic sub-scores avoid an LLM call per row; lazy routes keep first paint small</w:t>
+              <w:t>144 indexes; FTS5 for search; deterministic pre-rank avoids an LLM call per row; lazy routes keep first paint small</w:t>
             </w:r>
           </w:p>
         </w:tc>
@@ -8042,7 +8765,7 @@
           <w:b/>
           <w:i w:val="0"/>
         </w:rPr>
-        <w:t>507 tests, 13,406 lines.</w:t>
+        <w:t>1,725 tests in the offline suite, 51,165 lines across 94 files.</w:t>
       </w:r>
       <w:r>
         <w:rPr>
@@ -8050,7 +8773,45 @@
           <w:b w:val="0"/>
           <w:i w:val="0"/>
         </w:rPr>
-        <w:t xml:space="preserve"> Each runs against a migrated temporary database and without network access; LLM and HTTP paths are stubbed or skipped.</w:t>
+        <w:t xml:space="preserve"> Each runs against a migrated temporary database and without network access; LLM and HTTP paths are stubbed or skipped, and the network and load tests are deselected (</w:t>
+      </w:r>
+      <w:r>
+        <w:rPr>
+          <w:rFonts w:ascii="Consolas" w:hAnsi="Consolas"/>
+          <w:rFonts w:ascii="Consolas" w:hAnsi="Consolas" w:cs="Consolas"/>
+          <w:b w:val="0"/>
+          <w:i w:val="0"/>
+          <w:color w:val="3D2F8F"/>
+          <w:sz w:val="19"/>
+        </w:rPr>
+        <w:t>-m 'not llm and not load'</w:t>
+      </w:r>
+      <w:r>
+        <w:rPr>
+          <w:rFonts w:ascii="Calibri" w:hAnsi="Calibri"/>
+          <w:b w:val="0"/>
+          <w:i w:val="0"/>
+        </w:rPr>
+        <w:t xml:space="preserve">). A Playwright e2e harness and persona generator live under </w:t>
+      </w:r>
+      <w:r>
+        <w:rPr>
+          <w:rFonts w:ascii="Consolas" w:hAnsi="Consolas"/>
+          <w:rFonts w:ascii="Consolas" w:hAnsi="Consolas" w:cs="Consolas"/>
+          <w:b w:val="0"/>
+          <w:i w:val="0"/>
+          <w:color w:val="3D2F8F"/>
+          <w:sz w:val="19"/>
+        </w:rPr>
+        <w:t>tests/e2e</w:t>
+      </w:r>
+      <w:r>
+        <w:rPr>
+          <w:rFonts w:ascii="Calibri" w:hAnsi="Calibri"/>
+          <w:b w:val="0"/>
+          <w:i w:val="0"/>
+        </w:rPr>
+        <w:t xml:space="preserve"> for the flows that need a browser.</w:t>
       </w:r>
     </w:p>
     <w:p>
@@ -8308,6 +9069,151 @@
           <w:color w:val="5A44C4"/>
         </w:rPr>
         <w:t>NFR-203</w:t>
+      </w:r>
+      <w:r>
+        <w:rPr>
+          <w:rFonts w:ascii="Calibri" w:hAnsi="Calibri"/>
+          <w:b w:val="0"/>
+          <w:i w:val="0"/>
+        </w:rPr>
+        <w:t>).</w:t>
+      </w:r>
+    </w:p>
+    <w:p>
+      <w:pPr>
+        <w:pStyle w:val="ListBullet"/>
+        <w:spacing w:after="100" w:line="274" w:lineRule="auto"/>
+        <w:ind w:left="403"/>
+      </w:pPr>
+      <w:r>
+        <w:rPr>
+          <w:rFonts w:ascii="Calibri" w:hAnsi="Calibri"/>
+          <w:b w:val="0"/>
+          <w:i w:val="0"/>
+        </w:rPr>
+        <w:t>An employer-kind verdict is never delivered without evidence, and a website rung's quotation is verified verbatim against the page (</w:t>
+      </w:r>
+      <w:r>
+        <w:rPr>
+          <w:rFonts w:ascii="Calibri" w:hAnsi="Calibri"/>
+          <w:b w:val="0"/>
+          <w:i w:val="0"/>
+          <w:color w:val="5A44C4"/>
+        </w:rPr>
+        <w:t>FR-341</w:t>
+      </w:r>
+      <w:r>
+        <w:rPr>
+          <w:rFonts w:ascii="Calibri" w:hAnsi="Calibri"/>
+          <w:b w:val="0"/>
+          <w:i w:val="0"/>
+        </w:rPr>
+        <w:t>).</w:t>
+      </w:r>
+    </w:p>
+    <w:p>
+      <w:pPr>
+        <w:pStyle w:val="ListBullet"/>
+        <w:spacing w:after="100" w:line="274" w:lineRule="auto"/>
+        <w:ind w:left="403"/>
+      </w:pPr>
+      <w:r>
+        <w:rPr>
+          <w:rFonts w:ascii="Calibri" w:hAnsi="Calibri"/>
+          <w:b w:val="0"/>
+          <w:i w:val="0"/>
+        </w:rPr>
+        <w:t>A company register's explicit "no match" is recorded as an answer, not raised as a failure (</w:t>
+      </w:r>
+      <w:r>
+        <w:rPr>
+          <w:rFonts w:ascii="Calibri" w:hAnsi="Calibri"/>
+          <w:b w:val="0"/>
+          <w:i w:val="0"/>
+          <w:color w:val="5A44C4"/>
+        </w:rPr>
+        <w:t>FR-403</w:t>
+      </w:r>
+      <w:r>
+        <w:rPr>
+          <w:rFonts w:ascii="Calibri" w:hAnsi="Calibri"/>
+          <w:b w:val="0"/>
+          <w:i w:val="0"/>
+        </w:rPr>
+        <w:t>).</w:t>
+      </w:r>
+    </w:p>
+    <w:p>
+      <w:pPr>
+        <w:pStyle w:val="ListBullet"/>
+        <w:spacing w:after="100" w:line="274" w:lineRule="auto"/>
+        <w:ind w:left="403"/>
+      </w:pPr>
+      <w:r>
+        <w:rPr>
+          <w:rFonts w:ascii="Calibri" w:hAnsi="Calibri"/>
+          <w:b w:val="0"/>
+          <w:i w:val="0"/>
+        </w:rPr>
+        <w:t>The last active administrator cannot be suspended or deleted (</w:t>
+      </w:r>
+      <w:r>
+        <w:rPr>
+          <w:rFonts w:ascii="Calibri" w:hAnsi="Calibri"/>
+          <w:b w:val="0"/>
+          <w:i w:val="0"/>
+          <w:color w:val="5A44C4"/>
+        </w:rPr>
+        <w:t>FR-108</w:t>
+      </w:r>
+      <w:r>
+        <w:rPr>
+          <w:rFonts w:ascii="Calibri" w:hAnsi="Calibri"/>
+          <w:b w:val="0"/>
+          <w:i w:val="0"/>
+        </w:rPr>
+        <w:t>).</w:t>
+      </w:r>
+    </w:p>
+    <w:p>
+      <w:pPr>
+        <w:pStyle w:val="ListBullet"/>
+        <w:spacing w:after="100" w:line="274" w:lineRule="auto"/>
+        <w:ind w:left="403"/>
+      </w:pPr>
+      <w:r>
+        <w:rPr>
+          <w:rFonts w:ascii="Calibri" w:hAnsi="Calibri"/>
+          <w:b w:val="0"/>
+          <w:i w:val="0"/>
+        </w:rPr>
+        <w:t>A consistency override is persisted and reaches dispatch; a leak and an objected contact are not overridable (</w:t>
+      </w:r>
+      <w:r>
+        <w:rPr>
+          <w:rFonts w:ascii="Calibri" w:hAnsi="Calibri"/>
+          <w:b w:val="0"/>
+          <w:i w:val="0"/>
+          <w:color w:val="5A44C4"/>
+        </w:rPr>
+        <w:t>FR-322</w:t>
+      </w:r>
+      <w:r>
+        <w:rPr>
+          <w:rFonts w:ascii="Calibri" w:hAnsi="Calibri"/>
+          <w:b w:val="0"/>
+          <w:i w:val="0"/>
+        </w:rPr>
+        <w:t xml:space="preserve">, </w:t>
+      </w:r>
+      <w:r>
+        <w:rPr>
+          <w:rFonts w:ascii="Calibri" w:hAnsi="Calibri"/>
+          <w:b w:val="0"/>
+          <w:i w:val="0"/>
+          <w:color w:val="5A44C4"/>
+        </w:rPr>
+        <w:t>NFR-206</w:t>
       </w:r>
       <w:r>
         <w:rPr>
@@ -8380,7 +9286,6 @@
       <w:tr>
         <w:trPr>
           <w:tblHeader w:val="true"/>
-          <w:cantSplit w:val="true"/>
         </w:trPr>
         <w:tc>
           <w:tcPr>
@@ -8396,7 +9301,6 @@
           </w:tcPr>
           <w:p>
             <w:pPr>
-              <w:keepNext/>
               <w:spacing w:before="20" w:after="20" w:line="259" w:lineRule="auto"/>
             </w:pPr>
             <w:r/>
@@ -8426,7 +9330,6 @@
           </w:tcPr>
           <w:p>
             <w:pPr>
-              <w:keepNext/>
               <w:spacing w:before="20" w:after="20" w:line="259" w:lineRule="auto"/>
             </w:pPr>
             <w:r/>
@@ -8456,7 +9359,6 @@
           </w:tcPr>
           <w:p>
             <w:pPr>
-              <w:keepNext/>
               <w:spacing w:before="20" w:after="20" w:line="259" w:lineRule="auto"/>
             </w:pPr>
             <w:r/>
@@ -8474,9 +9376,6 @@
         </w:tc>
       </w:tr>
       <w:tr>
-        <w:trPr>
-          <w:cantSplit w:val="true"/>
-        </w:trPr>
         <w:tc>
           <w:tcPr>
             <w:tcW w:type="dxa" w:w="2520"/>
@@ -8490,7 +9389,6 @@
           </w:tcPr>
           <w:p>
             <w:pPr>
-              <w:keepNext/>
               <w:spacing w:before="20" w:after="20" w:line="259" w:lineRule="auto"/>
             </w:pPr>
             <w:r/>
@@ -8501,7 +9399,7 @@
                 <w:i w:val="0"/>
                 <w:sz w:val="19"/>
               </w:rPr>
-              <w:t>A job board or registry</w:t>
+              <w:t>A job board, registry or compensation source</w:t>
             </w:r>
           </w:p>
         </w:tc>
@@ -8518,7 +9416,6 @@
           </w:tcPr>
           <w:p>
             <w:pPr>
-              <w:keepNext/>
               <w:spacing w:before="20" w:after="20" w:line="259" w:lineRule="auto"/>
             </w:pPr>
             <w:r/>
@@ -8577,7 +9474,6 @@
           </w:tcPr>
           <w:p>
             <w:pPr>
-              <w:keepNext/>
               <w:spacing w:before="20" w:after="20" w:line="259" w:lineRule="auto"/>
             </w:pPr>
             <w:r/>
@@ -8594,9 +9490,6 @@
         </w:tc>
       </w:tr>
       <w:tr>
-        <w:trPr>
-          <w:cantSplit w:val="true"/>
-        </w:trPr>
         <w:tc>
           <w:tcPr>
             <w:tcW w:type="dxa" w:w="2520"/>
@@ -8610,7 +9503,100 @@
           </w:tcPr>
           <w:p>
             <w:pPr>
-              <w:keepNext/>
+              <w:spacing w:before="20" w:after="20" w:line="259" w:lineRule="auto"/>
+            </w:pPr>
+            <w:r/>
+            <w:r>
+              <w:rPr>
+                <w:rFonts w:ascii="Calibri" w:hAnsi="Calibri"/>
+                <w:b w:val="0"/>
+                <w:i w:val="0"/>
+                <w:sz w:val="19"/>
+              </w:rPr>
+              <w:t>An events or news source</w:t>
+            </w:r>
+          </w:p>
+        </w:tc>
+        <w:tc>
+          <w:tcPr>
+            <w:tcW w:type="dxa" w:w="3816"/>
+            <w:tcBorders>
+              <w:top w:val="nil"/>
+              <w:left w:val="nil"/>
+              <w:bottom w:val="single" w:sz="4" w:space="0" w:color="DCE0E7"/>
+              <w:right w:val="nil"/>
+            </w:tcBorders>
+            <w:vAlign w:val="top"/>
+          </w:tcPr>
+          <w:p>
+            <w:pPr>
+              <w:spacing w:before="20" w:after="20" w:line="259" w:lineRule="auto"/>
+            </w:pPr>
+            <w:r/>
+            <w:r>
+              <w:rPr>
+                <w:rFonts w:ascii="Calibri" w:hAnsi="Calibri"/>
+                <w:b w:val="0"/>
+                <w:i w:val="0"/>
+                <w:sz w:val="19"/>
+              </w:rPr>
+              <w:t xml:space="preserve">Subclass the radar/news adapter, </w:t>
+            </w:r>
+            <w:r>
+              <w:rPr>
+                <w:rFonts w:ascii="Consolas" w:hAnsi="Consolas"/>
+                <w:rFonts w:ascii="Consolas" w:hAnsi="Consolas" w:cs="Consolas"/>
+                <w:b w:val="0"/>
+                <w:i w:val="0"/>
+                <w:color w:val="3D2F8F"/>
+                <w:sz w:val="17"/>
+              </w:rPr>
+              <w:t>@register_adapter</w:t>
+            </w:r>
+          </w:p>
+        </w:tc>
+        <w:tc>
+          <w:tcPr>
+            <w:tcW w:type="dxa" w:w="2736"/>
+            <w:tcBorders>
+              <w:top w:val="nil"/>
+              <w:left w:val="nil"/>
+              <w:bottom w:val="single" w:sz="4" w:space="0" w:color="DCE0E7"/>
+              <w:right w:val="nil"/>
+            </w:tcBorders>
+            <w:vAlign w:val="top"/>
+          </w:tcPr>
+          <w:p>
+            <w:pPr>
+              <w:spacing w:before="20" w:after="20" w:line="259" w:lineRule="auto"/>
+            </w:pPr>
+            <w:r/>
+            <w:r>
+              <w:rPr>
+                <w:rFonts w:ascii="Calibri" w:hAnsi="Calibri"/>
+                <w:b w:val="0"/>
+                <w:i w:val="0"/>
+                <w:sz w:val="19"/>
+              </w:rPr>
+              <w:t>One file</w:t>
+            </w:r>
+          </w:p>
+        </w:tc>
+      </w:tr>
+      <w:tr>
+        <w:tc>
+          <w:tcPr>
+            <w:tcW w:type="dxa" w:w="2520"/>
+            <w:tcBorders>
+              <w:top w:val="nil"/>
+              <w:left w:val="nil"/>
+              <w:bottom w:val="single" w:sz="4" w:space="0" w:color="DCE0E7"/>
+              <w:right w:val="nil"/>
+            </w:tcBorders>
+            <w:vAlign w:val="top"/>
+          </w:tcPr>
+          <w:p>
+            <w:pPr>
               <w:spacing w:before="20" w:after="20" w:line="259" w:lineRule="auto"/>
             </w:pPr>
             <w:r/>
@@ -8638,7 +9624,6 @@
           </w:tcPr>
           <w:p>
             <w:pPr>
-              <w:keepNext/>
               <w:spacing w:before="20" w:after="20" w:line="259" w:lineRule="auto"/>
             </w:pPr>
             <w:r/>
@@ -8666,7 +9651,6 @@
           </w:tcPr>
           <w:p>
             <w:pPr>
-              <w:keepNext/>
               <w:spacing w:before="20" w:after="20" w:line="259" w:lineRule="auto"/>
             </w:pPr>
             <w:r/>
@@ -8683,9 +9667,6 @@
         </w:tc>
       </w:tr>
       <w:tr>
-        <w:trPr>
-          <w:cantSplit w:val="true"/>
-        </w:trPr>
         <w:tc>
           <w:tcPr>
             <w:tcW w:type="dxa" w:w="2520"/>
@@ -8699,7 +9680,6 @@
           </w:tcPr>
           <w:p>
             <w:pPr>
-              <w:keepNext/>
               <w:spacing w:before="20" w:after="20" w:line="259" w:lineRule="auto"/>
             </w:pPr>
             <w:r/>
@@ -8727,7 +9707,6 @@
           </w:tcPr>
           <w:p>
             <w:pPr>
-              <w:keepNext/>
               <w:spacing w:before="20" w:after="20" w:line="259" w:lineRule="auto"/>
             </w:pPr>
             <w:r/>
@@ -8766,7 +9745,6 @@
           </w:tcPr>
           <w:p>
             <w:pPr>
-              <w:keepNext/>
               <w:spacing w:before="20" w:after="20" w:line="259" w:lineRule="auto"/>
             </w:pPr>
             <w:r/>
@@ -8783,9 +9761,6 @@
         </w:tc>
       </w:tr>
       <w:tr>
-        <w:trPr>
-          <w:cantSplit w:val="true"/>
-        </w:trPr>
         <w:tc>
           <w:tcPr>
             <w:tcW w:type="dxa" w:w="2520"/>
@@ -8799,7 +9774,6 @@
           </w:tcPr>
           <w:p>
             <w:pPr>
-              <w:keepNext/>
               <w:spacing w:before="20" w:after="20" w:line="259" w:lineRule="auto"/>
             </w:pPr>
             <w:r/>
@@ -8827,7 +9801,6 @@
           </w:tcPr>
           <w:p>
             <w:pPr>
-              <w:keepNext/>
               <w:spacing w:before="20" w:after="20" w:line="259" w:lineRule="auto"/>
             </w:pPr>
             <w:r/>
@@ -8866,7 +9839,6 @@
           </w:tcPr>
           <w:p>
             <w:pPr>
-              <w:keepNext/>
               <w:spacing w:before="20" w:after="20" w:line="259" w:lineRule="auto"/>
             </w:pPr>
             <w:r/>
@@ -8883,9 +9855,6 @@
         </w:tc>
       </w:tr>
       <w:tr>
-        <w:trPr>
-          <w:cantSplit w:val="true"/>
-        </w:trPr>
         <w:tc>
           <w:tcPr>
             <w:tcW w:type="dxa" w:w="2520"/>
@@ -8899,7 +9868,89 @@
           </w:tcPr>
           <w:p>
             <w:pPr>
-              <w:keepNext/>
+              <w:spacing w:before="20" w:after="20" w:line="259" w:lineRule="auto"/>
+            </w:pPr>
+            <w:r/>
+            <w:r>
+              <w:rPr>
+                <w:rFonts w:ascii="Calibri" w:hAnsi="Calibri"/>
+                <w:b w:val="0"/>
+                <w:i w:val="0"/>
+                <w:sz w:val="19"/>
+              </w:rPr>
+              <w:t>A calendar provider</w:t>
+            </w:r>
+          </w:p>
+        </w:tc>
+        <w:tc>
+          <w:tcPr>
+            <w:tcW w:type="dxa" w:w="3816"/>
+            <w:tcBorders>
+              <w:top w:val="nil"/>
+              <w:left w:val="nil"/>
+              <w:bottom w:val="single" w:sz="4" w:space="0" w:color="DCE0E7"/>
+              <w:right w:val="nil"/>
+            </w:tcBorders>
+            <w:vAlign w:val="top"/>
+          </w:tcPr>
+          <w:p>
+            <w:pPr>
+              <w:spacing w:before="20" w:after="20" w:line="259" w:lineRule="auto"/>
+            </w:pPr>
+            <w:r/>
+            <w:r>
+              <w:rPr>
+                <w:rFonts w:ascii="Calibri" w:hAnsi="Calibri"/>
+                <w:b w:val="0"/>
+                <w:i w:val="0"/>
+                <w:sz w:val="19"/>
+              </w:rPr>
+              <w:t>Implement the client and wire the OAuth exchange</w:t>
+            </w:r>
+          </w:p>
+        </w:tc>
+        <w:tc>
+          <w:tcPr>
+            <w:tcW w:type="dxa" w:w="2736"/>
+            <w:tcBorders>
+              <w:top w:val="nil"/>
+              <w:left w:val="nil"/>
+              <w:bottom w:val="single" w:sz="4" w:space="0" w:color="DCE0E7"/>
+              <w:right w:val="nil"/>
+            </w:tcBorders>
+            <w:vAlign w:val="top"/>
+          </w:tcPr>
+          <w:p>
+            <w:pPr>
+              <w:spacing w:before="20" w:after="20" w:line="259" w:lineRule="auto"/>
+            </w:pPr>
+            <w:r/>
+            <w:r>
+              <w:rPr>
+                <w:rFonts w:ascii="Calibri" w:hAnsi="Calibri"/>
+                <w:b w:val="0"/>
+                <w:i w:val="0"/>
+                <w:sz w:val="19"/>
+              </w:rPr>
+              <w:t>One file</w:t>
+            </w:r>
+          </w:p>
+        </w:tc>
+      </w:tr>
+      <w:tr>
+        <w:tc>
+          <w:tcPr>
+            <w:tcW w:type="dxa" w:w="2520"/>
+            <w:tcBorders>
+              <w:top w:val="nil"/>
+              <w:left w:val="nil"/>
+              <w:bottom w:val="single" w:sz="4" w:space="0" w:color="DCE0E7"/>
+              <w:right w:val="nil"/>
+            </w:tcBorders>
+            <w:vAlign w:val="top"/>
+          </w:tcPr>
+          <w:p>
+            <w:pPr>
               <w:spacing w:before="20" w:after="20" w:line="259" w:lineRule="auto"/>
             </w:pPr>
             <w:r/>
@@ -8927,7 +9978,6 @@
           </w:tcPr>
           <w:p>
             <w:pPr>
-              <w:keepNext/>
               <w:spacing w:before="20" w:after="20" w:line="259" w:lineRule="auto"/>
             </w:pPr>
             <w:r/>
@@ -8966,7 +10016,6 @@
           </w:tcPr>
           <w:p>
             <w:pPr>
-              <w:keepNext/>
               <w:spacing w:before="20" w:after="20" w:line="259" w:lineRule="auto"/>
             </w:pPr>
             <w:r/>
@@ -8983,9 +10032,6 @@
         </w:tc>
       </w:tr>
       <w:tr>
-        <w:trPr>
-          <w:cantSplit w:val="true"/>
-        </w:trPr>
         <w:tc>
           <w:tcPr>
             <w:tcW w:type="dxa" w:w="2520"/>
@@ -8999,7 +10045,6 @@
           </w:tcPr>
           <w:p>
             <w:pPr>
-              <w:keepNext/>
               <w:spacing w:before="20" w:after="20" w:line="259" w:lineRule="auto"/>
             </w:pPr>
             <w:r/>
@@ -9027,7 +10072,6 @@
           </w:tcPr>
           <w:p>
             <w:pPr>
-              <w:keepNext/>
               <w:spacing w:before="20" w:after="20" w:line="259" w:lineRule="auto"/>
             </w:pPr>
             <w:r/>
@@ -9075,7 +10119,6 @@
           </w:tcPr>
           <w:p>
             <w:pPr>
-              <w:keepNext/>
               <w:spacing w:before="20" w:after="20" w:line="259" w:lineRule="auto"/>
             </w:pPr>
             <w:r/>
@@ -9092,9 +10135,433 @@
         </w:tc>
       </w:tr>
       <w:tr>
-        <w:trPr>
-          <w:cantSplit w:val="true"/>
-        </w:trPr>
+        <w:tc>
+          <w:tcPr>
+            <w:tcW w:type="dxa" w:w="2520"/>
+            <w:tcBorders>
+              <w:top w:val="nil"/>
+              <w:left w:val="nil"/>
+              <w:bottom w:val="single" w:sz="4" w:space="0" w:color="DCE0E7"/>
+              <w:right w:val="nil"/>
+            </w:tcBorders>
+            <w:vAlign w:val="top"/>
+          </w:tcPr>
+          <w:p>
+            <w:pPr>
+              <w:spacing w:before="20" w:after="20" w:line="259" w:lineRule="auto"/>
+            </w:pPr>
+            <w:r/>
+            <w:r>
+              <w:rPr>
+                <w:rFonts w:ascii="Calibri" w:hAnsi="Calibri"/>
+                <w:b w:val="0"/>
+                <w:i w:val="0"/>
+                <w:sz w:val="19"/>
+              </w:rPr>
+              <w:t>Semantic search</w:t>
+            </w:r>
+          </w:p>
+        </w:tc>
+        <w:tc>
+          <w:tcPr>
+            <w:tcW w:type="dxa" w:w="3816"/>
+            <w:tcBorders>
+              <w:top w:val="nil"/>
+              <w:left w:val="nil"/>
+              <w:bottom w:val="single" w:sz="4" w:space="0" w:color="DCE0E7"/>
+              <w:right w:val="nil"/>
+            </w:tcBorders>
+            <w:vAlign w:val="top"/>
+          </w:tcPr>
+          <w:p>
+            <w:pPr>
+              <w:spacing w:before="20" w:after="20" w:line="259" w:lineRule="auto"/>
+            </w:pPr>
+            <w:r/>
+            <w:r>
+              <w:rPr>
+                <w:rFonts w:ascii="Calibri" w:hAnsi="Calibri"/>
+                <w:b w:val="0"/>
+                <w:i w:val="0"/>
+                <w:sz w:val="19"/>
+              </w:rPr>
+              <w:t xml:space="preserve">Set </w:t>
+            </w:r>
+            <w:r>
+              <w:rPr>
+                <w:rFonts w:ascii="Consolas" w:hAnsi="Consolas"/>
+                <w:rFonts w:ascii="Consolas" w:hAnsi="Consolas" w:cs="Consolas"/>
+                <w:b w:val="0"/>
+                <w:i w:val="0"/>
+                <w:color w:val="3D2F8F"/>
+                <w:sz w:val="17"/>
+              </w:rPr>
+              <w:t>DREAMJOB_EMBEDDINGS_*</w:t>
+            </w:r>
+            <w:r>
+              <w:rPr>
+                <w:rFonts w:ascii="Calibri" w:hAnsi="Calibri"/>
+                <w:b w:val="0"/>
+                <w:i w:val="0"/>
+                <w:sz w:val="19"/>
+              </w:rPr>
+              <w:t xml:space="preserve"> and run </w:t>
+            </w:r>
+            <w:r>
+              <w:rPr>
+                <w:rFonts w:ascii="Consolas" w:hAnsi="Consolas"/>
+                <w:rFonts w:ascii="Consolas" w:hAnsi="Consolas" w:cs="Consolas"/>
+                <w:b w:val="0"/>
+                <w:i w:val="0"/>
+                <w:color w:val="3D2F8F"/>
+                <w:sz w:val="17"/>
+              </w:rPr>
+              <w:t>scripts/build_semantic_index.py</w:t>
+            </w:r>
+          </w:p>
+        </w:tc>
+        <w:tc>
+          <w:tcPr>
+            <w:tcW w:type="dxa" w:w="2736"/>
+            <w:tcBorders>
+              <w:top w:val="nil"/>
+              <w:left w:val="nil"/>
+              <w:bottom w:val="single" w:sz="4" w:space="0" w:color="DCE0E7"/>
+              <w:right w:val="nil"/>
+            </w:tcBorders>
+            <w:vAlign w:val="top"/>
+          </w:tcPr>
+          <w:p>
+            <w:pPr>
+              <w:spacing w:before="20" w:after="20" w:line="259" w:lineRule="auto"/>
+            </w:pPr>
+            <w:r/>
+            <w:r>
+              <w:rPr>
+                <w:rFonts w:ascii="Calibri" w:hAnsi="Calibri"/>
+                <w:b w:val="0"/>
+                <w:i w:val="0"/>
+                <w:sz w:val="19"/>
+              </w:rPr>
+              <w:t>Config + script</w:t>
+            </w:r>
+          </w:p>
+        </w:tc>
+      </w:tr>
+      <w:tr>
+        <w:tc>
+          <w:tcPr>
+            <w:tcW w:type="dxa" w:w="2520"/>
+            <w:tcBorders>
+              <w:top w:val="nil"/>
+              <w:left w:val="nil"/>
+              <w:bottom w:val="single" w:sz="4" w:space="0" w:color="DCE0E7"/>
+              <w:right w:val="nil"/>
+            </w:tcBorders>
+            <w:vAlign w:val="top"/>
+          </w:tcPr>
+          <w:p>
+            <w:pPr>
+              <w:spacing w:before="20" w:after="20" w:line="259" w:lineRule="auto"/>
+            </w:pPr>
+            <w:r/>
+            <w:r>
+              <w:rPr>
+                <w:rFonts w:ascii="Calibri" w:hAnsi="Calibri"/>
+                <w:b w:val="0"/>
+                <w:i w:val="0"/>
+                <w:sz w:val="19"/>
+              </w:rPr>
+              <w:t>A scheduler task</w:t>
+            </w:r>
+          </w:p>
+        </w:tc>
+        <w:tc>
+          <w:tcPr>
+            <w:tcW w:type="dxa" w:w="3816"/>
+            <w:tcBorders>
+              <w:top w:val="nil"/>
+              <w:left w:val="nil"/>
+              <w:bottom w:val="single" w:sz="4" w:space="0" w:color="DCE0E7"/>
+              <w:right w:val="nil"/>
+            </w:tcBorders>
+            <w:vAlign w:val="top"/>
+          </w:tcPr>
+          <w:p>
+            <w:pPr>
+              <w:spacing w:before="20" w:after="20" w:line="259" w:lineRule="auto"/>
+            </w:pPr>
+            <w:r/>
+            <w:r>
+              <w:rPr>
+                <w:rFonts w:ascii="Calibri" w:hAnsi="Calibri"/>
+                <w:b w:val="0"/>
+                <w:i w:val="0"/>
+                <w:sz w:val="19"/>
+              </w:rPr>
+              <w:t xml:space="preserve">Add a </w:t>
+            </w:r>
+            <w:r>
+              <w:rPr>
+                <w:rFonts w:ascii="Consolas" w:hAnsi="Consolas"/>
+                <w:rFonts w:ascii="Consolas" w:hAnsi="Consolas" w:cs="Consolas"/>
+                <w:b w:val="0"/>
+                <w:i w:val="0"/>
+                <w:color w:val="3D2F8F"/>
+                <w:sz w:val="17"/>
+              </w:rPr>
+              <w:t>Task</w:t>
+            </w:r>
+            <w:r>
+              <w:rPr>
+                <w:rFonts w:ascii="Calibri" w:hAnsi="Calibri"/>
+                <w:b w:val="0"/>
+                <w:i w:val="0"/>
+                <w:sz w:val="19"/>
+              </w:rPr>
+              <w:t xml:space="preserve"> with an interval to </w:t>
+            </w:r>
+            <w:r>
+              <w:rPr>
+                <w:rFonts w:ascii="Consolas" w:hAnsi="Consolas"/>
+                <w:rFonts w:ascii="Consolas" w:hAnsi="Consolas" w:cs="Consolas"/>
+                <w:b w:val="0"/>
+                <w:i w:val="0"/>
+                <w:color w:val="3D2F8F"/>
+                <w:sz w:val="17"/>
+              </w:rPr>
+              <w:t>DEFAULT_TASKS</w:t>
+            </w:r>
+          </w:p>
+        </w:tc>
+        <w:tc>
+          <w:tcPr>
+            <w:tcW w:type="dxa" w:w="2736"/>
+            <w:tcBorders>
+              <w:top w:val="nil"/>
+              <w:left w:val="nil"/>
+              <w:bottom w:val="single" w:sz="4" w:space="0" w:color="DCE0E7"/>
+              <w:right w:val="nil"/>
+            </w:tcBorders>
+            <w:vAlign w:val="top"/>
+          </w:tcPr>
+          <w:p>
+            <w:pPr>
+              <w:spacing w:before="20" w:after="20" w:line="259" w:lineRule="auto"/>
+            </w:pPr>
+            <w:r/>
+            <w:r>
+              <w:rPr>
+                <w:rFonts w:ascii="Consolas" w:hAnsi="Consolas"/>
+                <w:rFonts w:ascii="Consolas" w:hAnsi="Consolas" w:cs="Consolas"/>
+                <w:b w:val="0"/>
+                <w:i w:val="0"/>
+                <w:color w:val="3D2F8F"/>
+                <w:sz w:val="17"/>
+              </w:rPr>
+              <w:t>monitoring/scheduler.py</w:t>
+            </w:r>
+          </w:p>
+        </w:tc>
+      </w:tr>
+      <w:tr>
+        <w:tc>
+          <w:tcPr>
+            <w:tcW w:type="dxa" w:w="2520"/>
+            <w:tcBorders>
+              <w:top w:val="nil"/>
+              <w:left w:val="nil"/>
+              <w:bottom w:val="single" w:sz="4" w:space="0" w:color="DCE0E7"/>
+              <w:right w:val="nil"/>
+            </w:tcBorders>
+            <w:vAlign w:val="top"/>
+          </w:tcPr>
+          <w:p>
+            <w:pPr>
+              <w:spacing w:before="20" w:after="20" w:line="259" w:lineRule="auto"/>
+            </w:pPr>
+            <w:r/>
+            <w:r>
+              <w:rPr>
+                <w:rFonts w:ascii="Calibri" w:hAnsi="Calibri"/>
+                <w:b w:val="0"/>
+                <w:i w:val="0"/>
+                <w:sz w:val="19"/>
+              </w:rPr>
+              <w:t>A bulk employer import</w:t>
+            </w:r>
+          </w:p>
+        </w:tc>
+        <w:tc>
+          <w:tcPr>
+            <w:tcW w:type="dxa" w:w="3816"/>
+            <w:tcBorders>
+              <w:top w:val="nil"/>
+              <w:left w:val="nil"/>
+              <w:bottom w:val="single" w:sz="4" w:space="0" w:color="DCE0E7"/>
+              <w:right w:val="nil"/>
+            </w:tcBorders>
+            <w:vAlign w:val="top"/>
+          </w:tcPr>
+          <w:p>
+            <w:pPr>
+              <w:spacing w:before="20" w:after="20" w:line="259" w:lineRule="auto"/>
+            </w:pPr>
+            <w:r/>
+            <w:r>
+              <w:rPr>
+                <w:rFonts w:ascii="Calibri" w:hAnsi="Calibri"/>
+                <w:b w:val="0"/>
+                <w:i w:val="0"/>
+                <w:sz w:val="19"/>
+              </w:rPr>
+              <w:t>An operator script against the shared knowledge base</w:t>
+            </w:r>
+          </w:p>
+        </w:tc>
+        <w:tc>
+          <w:tcPr>
+            <w:tcW w:type="dxa" w:w="2736"/>
+            <w:tcBorders>
+              <w:top w:val="nil"/>
+              <w:left w:val="nil"/>
+              <w:bottom w:val="single" w:sz="4" w:space="0" w:color="DCE0E7"/>
+              <w:right w:val="nil"/>
+            </w:tcBorders>
+            <w:vAlign w:val="top"/>
+          </w:tcPr>
+          <w:p>
+            <w:pPr>
+              <w:spacing w:before="20" w:after="20" w:line="259" w:lineRule="auto"/>
+            </w:pPr>
+            <w:r/>
+            <w:r>
+              <w:rPr>
+                <w:rFonts w:ascii="Calibri" w:hAnsi="Calibri"/>
+                <w:b w:val="0"/>
+                <w:i w:val="0"/>
+                <w:sz w:val="19"/>
+              </w:rPr>
+              <w:t>One script</w:t>
+            </w:r>
+          </w:p>
+        </w:tc>
+      </w:tr>
+      <w:tr>
+        <w:tc>
+          <w:tcPr>
+            <w:tcW w:type="dxa" w:w="2520"/>
+            <w:tcBorders>
+              <w:top w:val="nil"/>
+              <w:left w:val="nil"/>
+              <w:bottom w:val="single" w:sz="4" w:space="0" w:color="DCE0E7"/>
+              <w:right w:val="nil"/>
+            </w:tcBorders>
+            <w:vAlign w:val="top"/>
+          </w:tcPr>
+          <w:p>
+            <w:pPr>
+              <w:spacing w:before="20" w:after="20" w:line="259" w:lineRule="auto"/>
+            </w:pPr>
+            <w:r/>
+            <w:r>
+              <w:rPr>
+                <w:rFonts w:ascii="Calibri" w:hAnsi="Calibri"/>
+                <w:b w:val="0"/>
+                <w:i w:val="0"/>
+                <w:sz w:val="19"/>
+              </w:rPr>
+              <w:t>An account lifecycle action</w:t>
+            </w:r>
+          </w:p>
+        </w:tc>
+        <w:tc>
+          <w:tcPr>
+            <w:tcW w:type="dxa" w:w="3816"/>
+            <w:tcBorders>
+              <w:top w:val="nil"/>
+              <w:left w:val="nil"/>
+              <w:bottom w:val="single" w:sz="4" w:space="0" w:color="DCE0E7"/>
+              <w:right w:val="nil"/>
+            </w:tcBorders>
+            <w:vAlign w:val="top"/>
+          </w:tcPr>
+          <w:p>
+            <w:pPr>
+              <w:spacing w:before="20" w:after="20" w:line="259" w:lineRule="auto"/>
+            </w:pPr>
+            <w:r/>
+            <w:r>
+              <w:rPr>
+                <w:rFonts w:ascii="Calibri" w:hAnsi="Calibri"/>
+                <w:b w:val="0"/>
+                <w:i w:val="0"/>
+                <w:sz w:val="19"/>
+              </w:rPr>
+              <w:t xml:space="preserve">Add to </w:t>
+            </w:r>
+            <w:r>
+              <w:rPr>
+                <w:rFonts w:ascii="Consolas" w:hAnsi="Consolas"/>
+                <w:rFonts w:ascii="Consolas" w:hAnsi="Consolas" w:cs="Consolas"/>
+                <w:b w:val="0"/>
+                <w:i w:val="0"/>
+                <w:color w:val="3D2F8F"/>
+                <w:sz w:val="17"/>
+              </w:rPr>
+              <w:t>auth_service</w:t>
+            </w:r>
+            <w:r>
+              <w:rPr>
+                <w:rFonts w:ascii="Calibri" w:hAnsi="Calibri"/>
+                <w:b w:val="0"/>
+                <w:i w:val="0"/>
+                <w:sz w:val="19"/>
+              </w:rPr>
+              <w:t xml:space="preserve"> behind </w:t>
+            </w:r>
+            <w:r>
+              <w:rPr>
+                <w:rFonts w:ascii="Consolas" w:hAnsi="Consolas"/>
+                <w:rFonts w:ascii="Consolas" w:hAnsi="Consolas" w:cs="Consolas"/>
+                <w:b w:val="0"/>
+                <w:i w:val="0"/>
+                <w:color w:val="3D2F8F"/>
+                <w:sz w:val="17"/>
+              </w:rPr>
+              <w:t>current_admin</w:t>
+            </w:r>
+          </w:p>
+        </w:tc>
+        <w:tc>
+          <w:tcPr>
+            <w:tcW w:type="dxa" w:w="2736"/>
+            <w:tcBorders>
+              <w:top w:val="nil"/>
+              <w:left w:val="nil"/>
+              <w:bottom w:val="single" w:sz="4" w:space="0" w:color="DCE0E7"/>
+              <w:right w:val="nil"/>
+            </w:tcBorders>
+            <w:vAlign w:val="top"/>
+          </w:tcPr>
+          <w:p>
+            <w:pPr>
+              <w:spacing w:before="20" w:after="20" w:line="259" w:lineRule="auto"/>
+            </w:pPr>
+            <w:r/>
+            <w:r>
+              <w:rPr>
+                <w:rFonts w:ascii="Calibri" w:hAnsi="Calibri"/>
+                <w:b w:val="0"/>
+                <w:i w:val="0"/>
+                <w:sz w:val="19"/>
+              </w:rPr>
+              <w:t>Service + router</w:t>
+            </w:r>
+          </w:p>
+        </w:tc>
+      </w:tr>
+      <w:tr>
         <w:tc>
           <w:tcPr>
             <w:tcW w:type="dxa" w:w="2520"/>
@@ -9236,7 +10703,7 @@
           <w:b/>
           <w:i w:val="0"/>
         </w:rPr>
-        <w:t>154 of 157 requirements (98%)</w:t>
+        <w:t>156 of 157 requirements (99%)</w:t>
       </w:r>
       <w:r>
         <w:rPr>
@@ -9244,7 +10711,7 @@
           <w:b w:val="0"/>
           <w:i w:val="0"/>
         </w:rPr>
-        <w:t xml:space="preserve"> are cited in the implementation — 103/104 Must, 43/44 Should, 8/9 Could. Regenerate the matrix with:</w:t>
+        <w:t xml:space="preserve"> are cited in the implementation — 103/104 Must, 44/44 Should, 9/9 Could. Regenerate the matrix with:</w:t>
       </w:r>
     </w:p>
     <w:p>
@@ -9276,7 +10743,24 @@
           <w:b w:val="0"/>
           <w:i w:val="0"/>
         </w:rPr>
-        <w:t>The three uncited requirements and the known limitations are listed in the Functional Design, §12.</w:t>
+        <w:t>The one uncited requirement is the DPIA itself (</w:t>
+      </w:r>
+      <w:r>
+        <w:rPr>
+          <w:rFonts w:ascii="Calibri" w:hAnsi="Calibri"/>
+          <w:b w:val="0"/>
+          <w:i w:val="0"/>
+          <w:color w:val="5A44C4"/>
+        </w:rPr>
+        <w:t>NFR-304</w:t>
+      </w:r>
+      <w:r>
+        <w:rPr>
+          <w:rFonts w:ascii="Calibri" w:hAnsi="Calibri"/>
+          <w:b w:val="0"/>
+          <w:i w:val="0"/>
+        </w:rPr>
+        <w:t>), a document rather than a code path. The known limitations are listed in the Functional Design, §12.</w:t>
       </w:r>
     </w:p>
     <w:p>
@@ -9393,7 +10877,7 @@
         <w:color w:val="8A93A3"/>
         <w:sz w:val="17"/>
       </w:rPr>
-      <w:t>Stephane van der Aa · 8 September 2026</w:t>
+      <w:t>Stephane van der Aa · 11 September 2026</w:t>
     </w:r>
     <w:r>
       <w:tab/>
@@ -9496,7 +10980,7 @@
         <w:color w:val="8A93A3"/>
         <w:sz w:val="17"/>
       </w:rPr>
-      <w:t>Version 1.0</w:t>
+      <w:t>Version 1.1</w:t>
     </w:r>
   </w:p>
 </w:hdr>
